--- a/04_Manuscripts/submission_package/title_page_JECH.docx
+++ b/04_Manuscripts/submission_package/title_page_JECH.docx
@@ -1,30 +1,30 @@
 
 <file path=word/document.xml><?xml version="1.0" encoding="utf-8"?>
-<w:document xmlns:w="http://schemas.openxmlformats.org/wordprocessingml/2006/main" xmlns:m="http://schemas.openxmlformats.org/officeDocument/2006/math" xmlns:r="http://schemas.openxmlformats.org/officeDocument/2006/relationships" xmlns:o="urn:schemas-microsoft-com:office:office" xmlns:v="urn:schemas-microsoft-com:vml" xmlns:w10="urn:schemas-microsoft-com:office:word" xmlns:a="http://schemas.openxmlformats.org/drawingml/2006/main" xmlns:pic="http://schemas.openxmlformats.org/drawingml/2006/picture" xmlns:wp="http://schemas.openxmlformats.org/drawingml/2006/wordprocessingDrawing">
+<w:document xmlns:wpc="http://schemas.microsoft.com/office/word/2010/wordprocessingCanvas" xmlns:cx="http://schemas.microsoft.com/office/drawing/2014/chartex" xmlns:cx1="http://schemas.microsoft.com/office/drawing/2015/9/8/chartex" xmlns:cx2="http://schemas.microsoft.com/office/drawing/2015/10/21/chartex" xmlns:cx3="http://schemas.microsoft.com/office/drawing/2016/5/9/chartex" xmlns:cx4="http://schemas.microsoft.com/office/drawing/2016/5/10/chartex" xmlns:cx5="http://schemas.microsoft.com/office/drawing/2016/5/11/chartex" xmlns:cx6="http://schemas.microsoft.com/office/drawing/2016/5/12/chartex" xmlns:cx7="http://schemas.microsoft.com/office/drawing/2016/5/13/chartex" xmlns:cx8="http://schemas.microsoft.com/office/drawing/2016/5/14/chartex" xmlns:mc="http://schemas.openxmlformats.org/markup-compatibility/2006" xmlns:aink="http://schemas.microsoft.com/office/drawing/2016/ink" xmlns:am3d="http://schemas.microsoft.com/office/drawing/2017/model3d" xmlns:o="urn:schemas-microsoft-com:office:office" xmlns:oel="http://schemas.microsoft.com/office/2019/extlst" xmlns:r="http://schemas.openxmlformats.org/officeDocument/2006/relationships" xmlns:m="http://schemas.openxmlformats.org/officeDocument/2006/math" xmlns:v="urn:schemas-microsoft-com:vml" xmlns:wp14="http://schemas.microsoft.com/office/word/2010/wordprocessingDrawing" xmlns:wp="http://schemas.openxmlformats.org/drawingml/2006/wordprocessingDrawing" xmlns:w10="urn:schemas-microsoft-com:office:word" xmlns:w="http://schemas.openxmlformats.org/wordprocessingml/2006/main" xmlns:w14="http://schemas.microsoft.com/office/word/2010/wordml" xmlns:w15="http://schemas.microsoft.com/office/word/2012/wordml" xmlns:w16cex="http://schemas.microsoft.com/office/word/2018/wordml/cex" xmlns:w16cid="http://schemas.microsoft.com/office/word/2016/wordml/cid" xmlns:w16="http://schemas.microsoft.com/office/word/2018/wordml" xmlns:w16du="http://schemas.microsoft.com/office/word/2023/wordml/word16du" xmlns:w16sdtdh="http://schemas.microsoft.com/office/word/2020/wordml/sdtdatahash" xmlns:w16sdtfl="http://schemas.microsoft.com/office/word/2024/wordml/sdtformatlock" xmlns:w16se="http://schemas.microsoft.com/office/word/2015/wordml/symex" xmlns:wpg="http://schemas.microsoft.com/office/word/2010/wordprocessingGroup" xmlns:wpi="http://schemas.microsoft.com/office/word/2010/wordprocessingInk" xmlns:wne="http://schemas.microsoft.com/office/word/2006/wordml" xmlns:wps="http://schemas.microsoft.com/office/word/2010/wordprocessingShape" mc:Ignorable="w14 w15 w16se w16cid w16 w16cex w16sdtdh w16sdtfl w16du wp14">
   <w:body>
-    <w:bookmarkStart w:id="26" w:name="title-page-jech-submission"/>
-    <w:p>
-      <w:pPr>
-        <w:pStyle w:val="Heading1"/>
-      </w:pPr>
-      <w:r>
-        <w:t xml:space="preserve">Title Page — JECH Submission</w:t>
-      </w:r>
-    </w:p>
-    <w:p>
-      <w:r>
-        <w:pict>
-          <v:rect style="width:0;height:1.5pt" o:hralign="center" o:hrstd="t" o:hr="t"/>
+    <w:p>
+      <w:pPr>
+        <w:pStyle w:val="1"/>
+      </w:pPr>
+      <w:bookmarkStart w:id="0" w:name="title-page-jech-submission"/>
+      <w:r>
+        <w:t>Title Page — JECH Submission</w:t>
+      </w:r>
+    </w:p>
+    <w:p>
+      <w:r>
+        <w:pict w14:anchorId="28FCCE54">
+          <v:rect id="_x0000_i1025" style="width:0;height:1.5pt" o:hralign="center" o:hrstd="t" o:hr="t"/>
         </w:pict>
       </w:r>
     </w:p>
-    <w:bookmarkStart w:id="9" w:name="full-title"/>
-    <w:p>
-      <w:pPr>
-        <w:pStyle w:val="Heading2"/>
-      </w:pPr>
-      <w:r>
-        <w:t xml:space="preserve">Full Title</w:t>
+    <w:p>
+      <w:pPr>
+        <w:pStyle w:val="2"/>
+      </w:pPr>
+      <w:bookmarkStart w:id="1" w:name="full-title"/>
+      <w:r>
+        <w:t>Full Title</w:t>
       </w:r>
     </w:p>
     <w:p>
@@ -32,24 +32,24 @@
         <w:pStyle w:val="FirstParagraph"/>
       </w:pPr>
       <w:r>
-        <w:t xml:space="preserve">Are Heat-Health Systems Socially Blind? Social Isolation and Dehydration-Related Healthcare Utilization Across Japan</w:t>
-      </w:r>
-    </w:p>
-    <w:p>
-      <w:r>
-        <w:pict>
-          <v:rect style="width:0;height:1.5pt" o:hralign="center" o:hrstd="t" o:hr="t"/>
+        <w:t>Are Heat-Health Systems Socially Blind? Social Isolation and Dehydration-Related Healthcare Utilization Across Japan</w:t>
+      </w:r>
+    </w:p>
+    <w:p>
+      <w:r>
+        <w:pict w14:anchorId="05842D42">
+          <v:rect id="_x0000_i1026" style="width:0;height:1.5pt" o:hralign="center" o:hrstd="t" o:hr="t"/>
         </w:pict>
       </w:r>
     </w:p>
-    <w:bookmarkEnd w:id="9"/>
-    <w:bookmarkStart w:id="10" w:name="article-type"/>
-    <w:p>
-      <w:pPr>
-        <w:pStyle w:val="Heading2"/>
-      </w:pPr>
-      <w:r>
-        <w:t xml:space="preserve">Article Type</w:t>
+    <w:p>
+      <w:pPr>
+        <w:pStyle w:val="2"/>
+      </w:pPr>
+      <w:bookmarkStart w:id="2" w:name="article-type"/>
+      <w:bookmarkEnd w:id="1"/>
+      <w:r>
+        <w:t>Article Type</w:t>
       </w:r>
     </w:p>
     <w:p>
@@ -57,24 +57,24 @@
         <w:pStyle w:val="FirstParagraph"/>
       </w:pPr>
       <w:r>
-        <w:t xml:space="preserve">Original Research Article</w:t>
-      </w:r>
-    </w:p>
-    <w:p>
-      <w:r>
-        <w:pict>
-          <v:rect style="width:0;height:1.5pt" o:hralign="center" o:hrstd="t" o:hr="t"/>
+        <w:t>Original Research Article</w:t>
+      </w:r>
+    </w:p>
+    <w:p>
+      <w:r>
+        <w:pict w14:anchorId="3AC8EE0E">
+          <v:rect id="_x0000_i1027" style="width:0;height:1.5pt" o:hralign="center" o:hrstd="t" o:hr="t"/>
         </w:pict>
       </w:r>
     </w:p>
-    <w:bookmarkEnd w:id="10"/>
-    <w:bookmarkStart w:id="11" w:name="running-title"/>
-    <w:p>
-      <w:pPr>
-        <w:pStyle w:val="Heading2"/>
-      </w:pPr>
-      <w:r>
-        <w:t xml:space="preserve">Running Title</w:t>
+    <w:p>
+      <w:pPr>
+        <w:pStyle w:val="2"/>
+      </w:pPr>
+      <w:bookmarkStart w:id="3" w:name="running-title"/>
+      <w:bookmarkEnd w:id="2"/>
+      <w:r>
+        <w:t>Running Title</w:t>
       </w:r>
     </w:p>
     <w:p>
@@ -82,43 +82,43 @@
         <w:pStyle w:val="FirstParagraph"/>
       </w:pPr>
       <w:r>
-        <w:t xml:space="preserve">Social isolation and heat-health utilization in Japan</w:t>
-      </w:r>
-    </w:p>
-    <w:p>
-      <w:pPr>
-        <w:pStyle w:val="BodyText"/>
+        <w:t>Social isolation and heat-health utilization in Japan</w:t>
+      </w:r>
+    </w:p>
+    <w:p>
+      <w:pPr>
+        <w:pStyle w:val="a0"/>
       </w:pPr>
       <w:r>
         <w:rPr>
           <w:i/>
           <w:iCs/>
         </w:rPr>
-        <w:t xml:space="preserve">(54 characters — within JECH limit of 60 characters ✅)</w:t>
-      </w:r>
-    </w:p>
-    <w:p>
-      <w:r>
-        <w:pict>
-          <v:rect style="width:0;height:1.5pt" o:hralign="center" o:hrstd="t" o:hr="t"/>
+        <w:t>(54 characters — within JECH limit of 60 characters ✅)</w:t>
+      </w:r>
+    </w:p>
+    <w:p>
+      <w:r>
+        <w:pict w14:anchorId="496167F3">
+          <v:rect id="_x0000_i1028" style="width:0;height:1.5pt" o:hralign="center" o:hrstd="t" o:hr="t"/>
         </w:pict>
       </w:r>
     </w:p>
-    <w:bookmarkEnd w:id="11"/>
-    <w:bookmarkStart w:id="12" w:name="authors"/>
-    <w:p>
-      <w:pPr>
-        <w:pStyle w:val="Heading2"/>
-      </w:pPr>
-      <w:r>
-        <w:t xml:space="preserve">Authors</w:t>
+    <w:p>
+      <w:pPr>
+        <w:pStyle w:val="2"/>
+      </w:pPr>
+      <w:bookmarkStart w:id="4" w:name="authors"/>
+      <w:bookmarkEnd w:id="3"/>
+      <w:r>
+        <w:t>Authors</w:t>
       </w:r>
     </w:p>
     <w:p>
       <w:pPr>
         <w:numPr>
           <w:ilvl w:val="0"/>
-          <w:numId w:val="1001"/>
+          <w:numId w:val="2"/>
         </w:numPr>
       </w:pPr>
       <w:r>
@@ -126,33 +126,28 @@
           <w:b/>
           <w:bCs/>
         </w:rPr>
-        <w:t xml:space="preserve">Haruki Saito</w:t>
-      </w:r>
-      <w:r>
-        <w:t xml:space="preserve">¹</w:t>
-      </w:r>
-      <w:r>
-        <w:t xml:space="preserve"> </w:t>
+        <w:t>Haruki Saito</w:t>
+      </w:r>
+      <w:r>
+        <w:t xml:space="preserve">¹ </w:t>
       </w:r>
       <w:r>
         <w:rPr>
           <w:i/>
           <w:iCs/>
         </w:rPr>
-        <w:t xml:space="preserve">(Corresponding author)</w:t>
+        <w:t>(Corresponding author)</w:t>
       </w:r>
       <w:r>
         <w:br/>
-      </w:r>
-      <w:r>
-        <w:t xml:space="preserve">ORCID: 0009-0009-7890-6068</w:t>
+        <w:t>ORCID: 0009-0009-7890-6068</w:t>
       </w:r>
     </w:p>
     <w:p>
       <w:pPr>
         <w:numPr>
           <w:ilvl w:val="0"/>
-          <w:numId w:val="1001"/>
+          <w:numId w:val="2"/>
         </w:numPr>
       </w:pPr>
       <w:r>
@@ -160,33 +155,31 @@
           <w:b/>
           <w:bCs/>
         </w:rPr>
-        <w:t xml:space="preserve">Tetsuya Ohira</w:t>
-      </w:r>
-      <w:r>
-        <w:t xml:space="preserve">¹²</w:t>
+        <w:t>Tetsuya Ohira</w:t>
+      </w:r>
+      <w:r>
+        <w:t>¹²</w:t>
       </w:r>
       <w:r>
         <w:br/>
-      </w:r>
-      <w:r>
-        <w:t xml:space="preserve">ORCID: 0000-0003-4532-7165</w:t>
-      </w:r>
-    </w:p>
-    <w:p>
-      <w:r>
-        <w:pict>
-          <v:rect style="width:0;height:1.5pt" o:hralign="center" o:hrstd="t" o:hr="t"/>
+        <w:t>ORCID: 0000-0003-4532-7165</w:t>
+      </w:r>
+    </w:p>
+    <w:p>
+      <w:r>
+        <w:pict w14:anchorId="38DDBF74">
+          <v:rect id="_x0000_i1029" style="width:0;height:1.5pt" o:hralign="center" o:hrstd="t" o:hr="t"/>
         </w:pict>
       </w:r>
     </w:p>
-    <w:bookmarkEnd w:id="12"/>
-    <w:bookmarkStart w:id="13" w:name="affiliations"/>
-    <w:p>
-      <w:pPr>
-        <w:pStyle w:val="Heading2"/>
-      </w:pPr>
-      <w:r>
-        <w:t xml:space="preserve">Affiliations</w:t>
+    <w:p>
+      <w:pPr>
+        <w:pStyle w:val="2"/>
+      </w:pPr>
+      <w:bookmarkStart w:id="5" w:name="affiliations"/>
+      <w:bookmarkEnd w:id="4"/>
+      <w:r>
+        <w:t>Affiliations</w:t>
       </w:r>
     </w:p>
     <w:p>
@@ -194,30 +187,29 @@
         <w:pStyle w:val="FirstParagraph"/>
       </w:pPr>
       <w:r>
-        <w:t xml:space="preserve">¹ Department of Epidemiology, Fukushima Medical University School of Medicine, Fukushima, Japan</w:t>
+        <w:t>¹ Department of Epidemiology, Fukushima Medical University School of Medicine, Fukushima, Japan</w:t>
       </w:r>
       <w:r>
         <w:br/>
-      </w:r>
-      <w:r>
-        <w:t xml:space="preserve">² Radiation Medical Science Center for the Fukushima Health Management Survey, Fukushima Medical University, Fukushima, Japan</w:t>
-      </w:r>
-    </w:p>
-    <w:p>
-      <w:r>
-        <w:pict>
-          <v:rect style="width:0;height:1.5pt" o:hralign="center" o:hrstd="t" o:hr="t"/>
+        <w:t>² Radiation Medical Science Center for the Fukushima Health Management Survey, Fukushima Medical University, Fukushima, Japan</w:t>
+      </w:r>
+    </w:p>
+    <w:p>
+      <w:r>
+        <w:pict w14:anchorId="2E068761">
+          <v:rect id="_x0000_i1030" style="width:0;height:1.5pt" o:hralign="center" o:hrstd="t" o:hr="t"/>
         </w:pict>
       </w:r>
     </w:p>
-    <w:bookmarkEnd w:id="13"/>
-    <w:bookmarkStart w:id="14" w:name="corresponding-author"/>
-    <w:p>
-      <w:pPr>
-        <w:pStyle w:val="Heading2"/>
-      </w:pPr>
-      <w:r>
-        <w:t xml:space="preserve">Corresponding Author</w:t>
+    <w:p>
+      <w:pPr>
+        <w:pStyle w:val="2"/>
+      </w:pPr>
+      <w:bookmarkStart w:id="6" w:name="corresponding-author"/>
+      <w:bookmarkEnd w:id="5"/>
+      <w:r>
+        <w:lastRenderedPageBreak/>
+        <w:t>Corresponding Author</w:t>
       </w:r>
     </w:p>
     <w:p>
@@ -229,125 +221,116 @@
           <w:b/>
           <w:bCs/>
         </w:rPr>
-        <w:t xml:space="preserve">Haruki Saito, MD</w:t>
+        <w:t>Haruki Saito</w:t>
       </w:r>
       <w:r>
         <w:br/>
-      </w:r>
-      <w:r>
-        <w:t xml:space="preserve">Department of Epidemiology, Fukushima Medical University School of Medicine</w:t>
+        <w:t>Department of Epidemiology, Fukushima Medical University School of Medicine</w:t>
       </w:r>
       <w:r>
         <w:br/>
-      </w:r>
-      <w:r>
-        <w:t xml:space="preserve">1 Hikarigaoka, Fukushima-shi, Fukushima 960-1295, Japan</w:t>
+        <w:t>1 Hikarigaoka, Fukushima-shi, Fukushima 960-1295, Japan</w:t>
       </w:r>
       <w:r>
         <w:br/>
-      </w:r>
-      <w:r>
-        <w:t xml:space="preserve">Email: m211039@fmu.ac.jp</w:t>
+        <w:t>Email: m211039@fmu.ac.jp</w:t>
       </w:r>
       <w:r>
         <w:br/>
-      </w:r>
-      <w:r>
-        <w:t xml:space="preserve">ORCID: 0009-0009-7890-6068</w:t>
-      </w:r>
-    </w:p>
-    <w:p>
-      <w:r>
-        <w:pict>
-          <v:rect style="width:0;height:1.5pt" o:hralign="center" o:hrstd="t" o:hr="t"/>
+        <w:t>ORCID: 0009-0009-7890-6068</w:t>
+      </w:r>
+    </w:p>
+    <w:p>
+      <w:r>
+        <w:pict w14:anchorId="4B845D98">
+          <v:rect id="_x0000_i1031" style="width:0;height:1.5pt" o:hralign="center" o:hrstd="t" o:hr="t"/>
         </w:pict>
       </w:r>
     </w:p>
-    <w:bookmarkEnd w:id="14"/>
-    <w:bookmarkStart w:id="15" w:name="word-counts"/>
-    <w:p>
-      <w:pPr>
-        <w:pStyle w:val="Heading2"/>
-      </w:pPr>
-      <w:r>
-        <w:t xml:space="preserve">Word Counts</w:t>
+    <w:p>
+      <w:pPr>
+        <w:pStyle w:val="2"/>
+      </w:pPr>
+      <w:bookmarkStart w:id="7" w:name="word-counts"/>
+      <w:bookmarkEnd w:id="6"/>
+      <w:r>
+        <w:t>Word Counts</w:t>
       </w:r>
     </w:p>
     <w:tbl>
       <w:tblPr>
         <w:tblStyle w:val="Table"/>
-        <w:tblW w:type="auto" w:w="0"/>
-        <w:tblLook w:firstRow="1" w:lastRow="0" w:firstColumn="0" w:lastColumn="0" w:noHBand="0" w:noVBand="0" w:val="0020"/>
+        <w:tblW w:w="0" w:type="auto"/>
+        <w:tblLook w:val="0020" w:firstRow="1" w:lastRow="0" w:firstColumn="0" w:lastColumn="0" w:noHBand="0" w:noVBand="0"/>
       </w:tblPr>
       <w:tblGrid>
-        <w:gridCol w:w="1980"/>
-        <w:gridCol w:w="1980"/>
-        <w:gridCol w:w="1980"/>
-        <w:gridCol w:w="1980"/>
+        <w:gridCol w:w="2061"/>
+        <w:gridCol w:w="1523"/>
+        <w:gridCol w:w="1483"/>
       </w:tblGrid>
       <w:tr>
         <w:trPr>
-          <w:tblHeader w:val="on"/>
+          <w:cnfStyle w:val="100000000000" w:firstRow="1" w:lastRow="0" w:firstColumn="0" w:lastColumn="0" w:oddVBand="0" w:evenVBand="0" w:oddHBand="0" w:evenHBand="0" w:firstRowFirstColumn="0" w:firstRowLastColumn="0" w:lastRowFirstColumn="0" w:lastRowLastColumn="0"/>
+          <w:tblHeader/>
         </w:trPr>
         <w:tc>
-          <w:tcPr/>
+          <w:tcPr>
+            <w:tcW w:w="0" w:type="auto"/>
+          </w:tcPr>
           <w:p>
             <w:pPr>
               <w:pStyle w:val="Compact"/>
             </w:pPr>
             <w:r>
-              <w:t xml:space="preserve">Item</w:t>
+              <w:t>Item</w:t>
             </w:r>
           </w:p>
         </w:tc>
         <w:tc>
-          <w:tcPr/>
+          <w:tcPr>
+            <w:tcW w:w="0" w:type="auto"/>
+          </w:tcPr>
           <w:p>
             <w:pPr>
               <w:pStyle w:val="Compact"/>
             </w:pPr>
             <w:r>
-              <w:t xml:space="preserve">Count</w:t>
+              <w:t>Count</w:t>
             </w:r>
           </w:p>
         </w:tc>
         <w:tc>
-          <w:tcPr/>
+          <w:tcPr>
+            <w:tcW w:w="0" w:type="auto"/>
+          </w:tcPr>
           <w:p>
             <w:pPr>
               <w:pStyle w:val="Compact"/>
             </w:pPr>
             <w:r>
-              <w:t xml:space="preserve">JECH Limit</w:t>
-            </w:r>
-          </w:p>
-        </w:tc>
-        <w:tc>
-          <w:tcPr/>
-          <w:p>
-            <w:pPr>
-              <w:pStyle w:val="Compact"/>
-            </w:pPr>
-            <w:r>
-              <w:t xml:space="preserve">Status</w:t>
+              <w:t>JECH Limit</w:t>
             </w:r>
           </w:p>
         </w:tc>
       </w:tr>
       <w:tr>
         <w:tc>
-          <w:tcPr/>
+          <w:tcPr>
+            <w:tcW w:w="0" w:type="auto"/>
+          </w:tcPr>
           <w:p>
             <w:pPr>
               <w:pStyle w:val="Compact"/>
             </w:pPr>
             <w:r>
-              <w:t xml:space="preserve">Abstract</w:t>
+              <w:t>Abstract</w:t>
             </w:r>
           </w:p>
         </w:tc>
         <w:tc>
-          <w:tcPr/>
+          <w:tcPr>
+            <w:tcW w:w="0" w:type="auto"/>
+          </w:tcPr>
           <w:p>
             <w:pPr>
               <w:pStyle w:val="Compact"/>
@@ -357,47 +340,42 @@
                 <w:b/>
                 <w:bCs/>
               </w:rPr>
-              <w:t xml:space="preserve">246 words</w:t>
+              <w:t>246 words</w:t>
             </w:r>
           </w:p>
         </w:tc>
         <w:tc>
-          <w:tcPr/>
+          <w:tcPr>
+            <w:tcW w:w="0" w:type="auto"/>
+          </w:tcPr>
           <w:p>
             <w:pPr>
               <w:pStyle w:val="Compact"/>
             </w:pPr>
             <w:r>
-              <w:t xml:space="preserve">250 words</w:t>
-            </w:r>
-          </w:p>
-        </w:tc>
-        <w:tc>
-          <w:tcPr/>
-          <w:p>
-            <w:pPr>
-              <w:pStyle w:val="Compact"/>
-            </w:pPr>
-            <w:r>
-              <w:t xml:space="preserve">✅</w:t>
+              <w:t>250 words</w:t>
             </w:r>
           </w:p>
         </w:tc>
       </w:tr>
       <w:tr>
         <w:tc>
-          <w:tcPr/>
+          <w:tcPr>
+            <w:tcW w:w="0" w:type="auto"/>
+          </w:tcPr>
           <w:p>
             <w:pPr>
               <w:pStyle w:val="Compact"/>
             </w:pPr>
             <w:r>
-              <w:t xml:space="preserve">Manuscript body*</w:t>
+              <w:t>Manuscript body*</w:t>
             </w:r>
           </w:p>
         </w:tc>
         <w:tc>
-          <w:tcPr/>
+          <w:tcPr>
+            <w:tcW w:w="0" w:type="auto"/>
+          </w:tcPr>
           <w:p>
             <w:pPr>
               <w:pStyle w:val="Compact"/>
@@ -407,273 +385,226 @@
                 <w:b/>
                 <w:bCs/>
               </w:rPr>
-              <w:t xml:space="preserve">2,481 words</w:t>
+              <w:t>2,481 words</w:t>
             </w:r>
           </w:p>
         </w:tc>
         <w:tc>
-          <w:tcPr/>
+          <w:tcPr>
+            <w:tcW w:w="0" w:type="auto"/>
+          </w:tcPr>
           <w:p>
             <w:pPr>
               <w:pStyle w:val="Compact"/>
             </w:pPr>
             <w:r>
-              <w:t xml:space="preserve">3,500 words</w:t>
+              <w:t>3,500 words</w:t>
             </w:r>
           </w:p>
         </w:tc>
+      </w:tr>
+    </w:tbl>
+    <w:p>
+      <w:r>
+        <w:pict w14:anchorId="30076364">
+          <v:rect id="_x0000_i1032" style="width:0;height:1.5pt" o:hralign="center" o:hrstd="t" o:hr="t"/>
+        </w:pict>
+      </w:r>
+    </w:p>
+    <w:p>
+      <w:pPr>
+        <w:pStyle w:val="2"/>
+      </w:pPr>
+      <w:bookmarkStart w:id="8" w:name="tables-and-figures"/>
+      <w:bookmarkEnd w:id="7"/>
+      <w:r>
+        <w:t>Tables and Figures</w:t>
+      </w:r>
+    </w:p>
+    <w:tbl>
+      <w:tblPr>
+        <w:tblStyle w:val="Table"/>
+        <w:tblW w:w="0" w:type="auto"/>
+        <w:tblLook w:val="0020" w:firstRow="1" w:lastRow="0" w:firstColumn="0" w:lastColumn="0" w:noHBand="0" w:noVBand="0"/>
+      </w:tblPr>
+      <w:tblGrid>
+        <w:gridCol w:w="2703"/>
+        <w:gridCol w:w="859"/>
+        <w:gridCol w:w="1331"/>
+      </w:tblGrid>
+      <w:tr>
+        <w:trPr>
+          <w:cnfStyle w:val="100000000000" w:firstRow="1" w:lastRow="0" w:firstColumn="0" w:lastColumn="0" w:oddVBand="0" w:evenVBand="0" w:oddHBand="0" w:evenHBand="0" w:firstRowFirstColumn="0" w:firstRowLastColumn="0" w:lastRowFirstColumn="0" w:lastRowLastColumn="0"/>
+          <w:tblHeader/>
+        </w:trPr>
         <w:tc>
-          <w:tcPr/>
+          <w:tcPr>
+            <w:tcW w:w="0" w:type="auto"/>
+          </w:tcPr>
           <w:p>
             <w:pPr>
               <w:pStyle w:val="Compact"/>
             </w:pPr>
             <w:r>
-              <w:t xml:space="preserve">✅</w:t>
+              <w:t>Item</w:t>
             </w:r>
           </w:p>
         </w:tc>
-      </w:tr>
-    </w:tbl>
-    <w:p>
-      <w:pPr>
-        <w:pStyle w:val="BodyText"/>
-      </w:pPr>
-      <w:r>
-        <w:t xml:space="preserve">*Body = Introduction + Methods + Results + Discussion + Conclusions.</w:t>
-      </w:r>
-      <w:r>
-        <w:br/>
-      </w:r>
-      <w:r>
-        <w:t xml:space="preserve">Abstract・References・Tables・Figures・Acknowledgements・Contributions </w:t>
-      </w:r>
-      <w:r>
-        <w:rPr>
-          <w:rFonts w:hint="eastAsia"/>
-        </w:rPr>
-        <w:t xml:space="preserve">は除外。</w:t>
-      </w:r>
-    </w:p>
-    <w:p>
-      <w:r>
-        <w:pict>
-          <v:rect style="width:0;height:1.5pt" o:hralign="center" o:hrstd="t" o:hr="t"/>
-        </w:pict>
-      </w:r>
-    </w:p>
-    <w:bookmarkEnd w:id="15"/>
-    <w:bookmarkStart w:id="16" w:name="tables-and-figures"/>
-    <w:p>
-      <w:pPr>
-        <w:pStyle w:val="Heading2"/>
-      </w:pPr>
-      <w:r>
-        <w:t xml:space="preserve">Tables and Figures</w:t>
-      </w:r>
-    </w:p>
-    <w:tbl>
-      <w:tblPr>
-        <w:tblStyle w:val="Table"/>
-        <w:tblW w:type="auto" w:w="0"/>
-        <w:tblLook w:firstRow="1" w:lastRow="0" w:firstColumn="0" w:lastColumn="0" w:noHBand="0" w:noVBand="0" w:val="0020"/>
-      </w:tblPr>
-      <w:tblGrid>
-        <w:gridCol w:w="1980"/>
-        <w:gridCol w:w="1980"/>
-        <w:gridCol w:w="1980"/>
-        <w:gridCol w:w="1980"/>
-      </w:tblGrid>
-      <w:tr>
-        <w:trPr>
-          <w:tblHeader w:val="on"/>
-        </w:trPr>
         <w:tc>
-          <w:tcPr/>
+          <w:tcPr>
+            <w:tcW w:w="0" w:type="auto"/>
+          </w:tcPr>
           <w:p>
             <w:pPr>
               <w:pStyle w:val="Compact"/>
             </w:pPr>
             <w:r>
-              <w:t xml:space="preserve">Item</w:t>
+              <w:t>Count</w:t>
             </w:r>
           </w:p>
         </w:tc>
         <w:tc>
-          <w:tcPr/>
+          <w:tcPr>
+            <w:tcW w:w="0" w:type="auto"/>
+          </w:tcPr>
           <w:p>
             <w:pPr>
               <w:pStyle w:val="Compact"/>
             </w:pPr>
             <w:r>
-              <w:t xml:space="preserve">Count</w:t>
-            </w:r>
-          </w:p>
-        </w:tc>
-        <w:tc>
-          <w:tcPr/>
-          <w:p>
-            <w:pPr>
-              <w:pStyle w:val="Compact"/>
-            </w:pPr>
-            <w:r>
-              <w:t xml:space="preserve">JECH Limit</w:t>
-            </w:r>
-          </w:p>
-        </w:tc>
-        <w:tc>
-          <w:tcPr/>
-          <w:p>
-            <w:pPr>
-              <w:pStyle w:val="Compact"/>
-            </w:pPr>
-            <w:r>
-              <w:t xml:space="preserve">Status</w:t>
+              <w:t>JECH Limit</w:t>
             </w:r>
           </w:p>
         </w:tc>
       </w:tr>
       <w:tr>
         <w:tc>
-          <w:tcPr/>
+          <w:tcPr>
+            <w:tcW w:w="0" w:type="auto"/>
+          </w:tcPr>
           <w:p>
             <w:pPr>
               <w:pStyle w:val="Compact"/>
             </w:pPr>
             <w:r>
-              <w:t xml:space="preserve">Main tables</w:t>
+              <w:t>Main tables</w:t>
             </w:r>
           </w:p>
         </w:tc>
         <w:tc>
-          <w:tcPr/>
+          <w:tcPr>
+            <w:tcW w:w="0" w:type="auto"/>
+          </w:tcPr>
           <w:p>
             <w:pPr>
               <w:pStyle w:val="Compact"/>
             </w:pPr>
             <w:r>
-              <w:t xml:space="preserve">3</w:t>
+              <w:t>3</w:t>
             </w:r>
           </w:p>
         </w:tc>
         <w:tc>
-          <w:tcPr/>
+          <w:tcPr>
+            <w:tcW w:w="0" w:type="auto"/>
+          </w:tcPr>
           <w:p>
             <w:pPr>
               <w:pStyle w:val="Compact"/>
             </w:pPr>
             <w:r>
-              <w:t xml:space="preserve">—</w:t>
-            </w:r>
-          </w:p>
-        </w:tc>
-        <w:tc>
-          <w:tcPr/>
-          <w:p>
-            <w:pPr>
-              <w:pStyle w:val="Compact"/>
-            </w:pPr>
-            <w:r>
-              <w:t xml:space="preserve">—</w:t>
+              <w:t>—</w:t>
             </w:r>
           </w:p>
         </w:tc>
       </w:tr>
       <w:tr>
         <w:tc>
-          <w:tcPr/>
+          <w:tcPr>
+            <w:tcW w:w="0" w:type="auto"/>
+          </w:tcPr>
           <w:p>
             <w:pPr>
               <w:pStyle w:val="Compact"/>
             </w:pPr>
             <w:r>
-              <w:t xml:space="preserve">Main figures</w:t>
+              <w:t>Main figures</w:t>
             </w:r>
           </w:p>
         </w:tc>
         <w:tc>
-          <w:tcPr/>
+          <w:tcPr>
+            <w:tcW w:w="0" w:type="auto"/>
+          </w:tcPr>
           <w:p>
             <w:pPr>
               <w:pStyle w:val="Compact"/>
             </w:pPr>
             <w:r>
-              <w:t xml:space="preserve">3</w:t>
+              <w:t>3</w:t>
             </w:r>
           </w:p>
         </w:tc>
         <w:tc>
-          <w:tcPr/>
+          <w:tcPr>
+            <w:tcW w:w="0" w:type="auto"/>
+          </w:tcPr>
           <w:p>
             <w:pPr>
               <w:pStyle w:val="Compact"/>
             </w:pPr>
             <w:r>
-              <w:t xml:space="preserve">—</w:t>
-            </w:r>
-          </w:p>
-        </w:tc>
-        <w:tc>
-          <w:tcPr/>
-          <w:p>
-            <w:pPr>
-              <w:pStyle w:val="Compact"/>
-            </w:pPr>
-            <w:r>
-              <w:t xml:space="preserve">—</w:t>
+              <w:t>—</w:t>
             </w:r>
           </w:p>
         </w:tc>
       </w:tr>
       <w:tr>
         <w:tc>
-          <w:tcPr/>
+          <w:tcPr>
+            <w:tcW w:w="0" w:type="auto"/>
+          </w:tcPr>
           <w:p>
             <w:pPr>
               <w:pStyle w:val="Compact"/>
             </w:pPr>
             <w:r>
-              <w:t xml:space="preserve">Supplementary figures</w:t>
+              <w:t>Supplementary figures</w:t>
             </w:r>
           </w:p>
         </w:tc>
         <w:tc>
-          <w:tcPr/>
+          <w:tcPr>
+            <w:tcW w:w="0" w:type="auto"/>
+          </w:tcPr>
           <w:p>
             <w:pPr>
               <w:pStyle w:val="Compact"/>
             </w:pPr>
             <w:r>
-              <w:t xml:space="preserve">2</w:t>
+              <w:t>2</w:t>
             </w:r>
           </w:p>
         </w:tc>
         <w:tc>
-          <w:tcPr/>
+          <w:tcPr>
+            <w:tcW w:w="0" w:type="auto"/>
+          </w:tcPr>
           <w:p>
             <w:pPr>
               <w:pStyle w:val="Compact"/>
             </w:pPr>
             <w:r>
-              <w:t xml:space="preserve">—</w:t>
-            </w:r>
-          </w:p>
-        </w:tc>
-        <w:tc>
-          <w:tcPr/>
-          <w:p>
-            <w:pPr>
-              <w:pStyle w:val="Compact"/>
-            </w:pPr>
-            <w:r>
-              <w:t xml:space="preserve">—</w:t>
+              <w:t>—</w:t>
             </w:r>
           </w:p>
         </w:tc>
       </w:tr>
       <w:tr>
         <w:tc>
-          <w:tcPr/>
+          <w:tcPr>
+            <w:tcW w:w="0" w:type="auto"/>
+          </w:tcPr>
           <w:p>
             <w:pPr>
               <w:pStyle w:val="Compact"/>
@@ -683,12 +614,14 @@
                 <w:b/>
                 <w:bCs/>
               </w:rPr>
-              <w:t xml:space="preserve">Total (Tables + Figures)</w:t>
+              <w:t>Total (Tables + Figures)</w:t>
             </w:r>
           </w:p>
         </w:tc>
         <w:tc>
-          <w:tcPr/>
+          <w:tcPr>
+            <w:tcW w:w="0" w:type="auto"/>
+          </w:tcPr>
           <w:p>
             <w:pPr>
               <w:pStyle w:val="Compact"/>
@@ -698,12 +631,14 @@
                 <w:b/>
                 <w:bCs/>
               </w:rPr>
-              <w:t xml:space="preserve">5</w:t>
+              <w:t>5</w:t>
             </w:r>
           </w:p>
         </w:tc>
         <w:tc>
-          <w:tcPr/>
+          <w:tcPr>
+            <w:tcW w:w="0" w:type="auto"/>
+          </w:tcPr>
           <w:p>
             <w:pPr>
               <w:pStyle w:val="Compact"/>
@@ -713,18 +648,7 @@
                 <w:b/>
                 <w:bCs/>
               </w:rPr>
-              <w:t xml:space="preserve">5</w:t>
-            </w:r>
-          </w:p>
-        </w:tc>
-        <w:tc>
-          <w:tcPr/>
-          <w:p>
-            <w:pPr>
-              <w:pStyle w:val="Compact"/>
-            </w:pPr>
-            <w:r>
-              <w:t xml:space="preserve">✅</w:t>
+              <w:t>5</w:t>
             </w:r>
           </w:p>
         </w:tc>
@@ -732,19 +656,19 @@
     </w:tbl>
     <w:p>
       <w:r>
-        <w:pict>
-          <v:rect style="width:0;height:1.5pt" o:hralign="center" o:hrstd="t" o:hr="t"/>
+        <w:pict w14:anchorId="267CBEA2">
+          <v:rect id="_x0000_i1033" style="width:0;height:1.5pt" o:hralign="center" o:hrstd="t" o:hr="t"/>
         </w:pict>
       </w:r>
     </w:p>
-    <w:bookmarkEnd w:id="16"/>
-    <w:bookmarkStart w:id="17" w:name="references"/>
-    <w:p>
-      <w:pPr>
-        <w:pStyle w:val="Heading2"/>
-      </w:pPr>
-      <w:r>
-        <w:t xml:space="preserve">References</w:t>
+    <w:p>
+      <w:pPr>
+        <w:pStyle w:val="2"/>
+      </w:pPr>
+      <w:bookmarkStart w:id="9" w:name="references"/>
+      <w:bookmarkEnd w:id="8"/>
+      <w:r>
+        <w:t>References</w:t>
       </w:r>
     </w:p>
     <w:p>
@@ -752,24 +676,24 @@
         <w:pStyle w:val="FirstParagraph"/>
       </w:pPr>
       <w:r>
-        <w:t xml:space="preserve">30 references (JECH limit: 40) ✅</w:t>
-      </w:r>
-    </w:p>
-    <w:p>
-      <w:r>
-        <w:pict>
-          <v:rect style="width:0;height:1.5pt" o:hralign="center" o:hrstd="t" o:hr="t"/>
+        <w:t xml:space="preserve">30 references (JECH limit: 40) </w:t>
+      </w:r>
+    </w:p>
+    <w:p>
+      <w:r>
+        <w:pict w14:anchorId="1AAA1562">
+          <v:rect id="_x0000_i1034" style="width:0;height:1.5pt" o:hralign="center" o:hrstd="t" o:hr="t"/>
         </w:pict>
       </w:r>
     </w:p>
-    <w:bookmarkEnd w:id="17"/>
-    <w:bookmarkStart w:id="18" w:name="conflict-of-interest"/>
-    <w:p>
-      <w:pPr>
-        <w:pStyle w:val="Heading2"/>
-      </w:pPr>
-      <w:r>
-        <w:t xml:space="preserve">Conflict of Interest</w:t>
+    <w:p>
+      <w:pPr>
+        <w:pStyle w:val="2"/>
+      </w:pPr>
+      <w:bookmarkStart w:id="10" w:name="conflict-of-interest"/>
+      <w:bookmarkEnd w:id="9"/>
+      <w:r>
+        <w:t>Conflict of Interest</w:t>
       </w:r>
     </w:p>
     <w:p>
@@ -777,24 +701,24 @@
         <w:pStyle w:val="FirstParagraph"/>
       </w:pPr>
       <w:r>
-        <w:t xml:space="preserve">The authors declare no conflicts of interest.</w:t>
-      </w:r>
-    </w:p>
-    <w:p>
-      <w:r>
-        <w:pict>
-          <v:rect style="width:0;height:1.5pt" o:hralign="center" o:hrstd="t" o:hr="t"/>
+        <w:t>The authors declare no conflicts of interest.</w:t>
+      </w:r>
+    </w:p>
+    <w:p>
+      <w:r>
+        <w:pict w14:anchorId="0A0323DA">
+          <v:rect id="_x0000_i1035" style="width:0;height:1.5pt" o:hralign="center" o:hrstd="t" o:hr="t"/>
         </w:pict>
       </w:r>
     </w:p>
-    <w:bookmarkEnd w:id="18"/>
-    <w:bookmarkStart w:id="19" w:name="funding"/>
-    <w:p>
-      <w:pPr>
-        <w:pStyle w:val="Heading2"/>
-      </w:pPr>
-      <w:r>
-        <w:t xml:space="preserve">Funding</w:t>
+    <w:p>
+      <w:pPr>
+        <w:pStyle w:val="2"/>
+      </w:pPr>
+      <w:bookmarkStart w:id="11" w:name="funding"/>
+      <w:bookmarkEnd w:id="10"/>
+      <w:r>
+        <w:t>Funding</w:t>
       </w:r>
     </w:p>
     <w:p>
@@ -802,24 +726,25 @@
         <w:pStyle w:val="FirstParagraph"/>
       </w:pPr>
       <w:r>
-        <w:t xml:space="preserve">None declared. No external funding was received for this study.</w:t>
-      </w:r>
-    </w:p>
-    <w:p>
-      <w:r>
-        <w:pict>
-          <v:rect style="width:0;height:1.5pt" o:hralign="center" o:hrstd="t" o:hr="t"/>
+        <w:t>None declared. No external funding was received for this study.</w:t>
+      </w:r>
+    </w:p>
+    <w:p>
+      <w:r>
+        <w:pict w14:anchorId="35830E1B">
+          <v:rect id="_x0000_i1036" style="width:0;height:1.5pt" o:hralign="center" o:hrstd="t" o:hr="t"/>
         </w:pict>
       </w:r>
     </w:p>
-    <w:bookmarkEnd w:id="19"/>
-    <w:bookmarkStart w:id="20" w:name="ethics-statement"/>
-    <w:p>
-      <w:pPr>
-        <w:pStyle w:val="Heading2"/>
-      </w:pPr>
-      <w:r>
-        <w:t xml:space="preserve">Ethics Statement</w:t>
+    <w:p>
+      <w:pPr>
+        <w:pStyle w:val="2"/>
+      </w:pPr>
+      <w:bookmarkStart w:id="12" w:name="ethics-statement"/>
+      <w:bookmarkEnd w:id="11"/>
+      <w:r>
+        <w:lastRenderedPageBreak/>
+        <w:t>Ethics Statement</w:t>
       </w:r>
     </w:p>
     <w:p>
@@ -827,34 +752,34 @@
         <w:pStyle w:val="FirstParagraph"/>
       </w:pPr>
       <w:r>
-        <w:t xml:space="preserve">This study used publicly available aggregate data. Individual informed consent was not required, and institutional ethics review was not applicable in accordance with Japanese ethical guidelines for epidemiological research (</w:t>
+        <w:t>This study used publicly available aggregate data. Individual informed consent was not required, and institutional ethics review was not applicable in accordance with Japanese ethical guidelines for epidemiological research (</w:t>
       </w:r>
       <w:r>
         <w:rPr>
           <w:i/>
           <w:iCs/>
         </w:rPr>
-        <w:t xml:space="preserve">Eki-gaku Kenkyu ni kansuru Rinri Shishin</w:t>
-      </w:r>
-      <w:r>
-        <w:t xml:space="preserve">).</w:t>
-      </w:r>
-    </w:p>
-    <w:p>
-      <w:r>
-        <w:pict>
-          <v:rect style="width:0;height:1.5pt" o:hralign="center" o:hrstd="t" o:hr="t"/>
+        <w:t>Eki-gaku Kenkyu ni kansuru Rinri Shishin</w:t>
+      </w:r>
+      <w:r>
+        <w:t>).</w:t>
+      </w:r>
+    </w:p>
+    <w:p>
+      <w:r>
+        <w:pict w14:anchorId="7FC0E637">
+          <v:rect id="_x0000_i1037" style="width:0;height:1.5pt" o:hralign="center" o:hrstd="t" o:hr="t"/>
         </w:pict>
       </w:r>
     </w:p>
-    <w:bookmarkEnd w:id="20"/>
-    <w:bookmarkStart w:id="21" w:name="data-availability-statement"/>
-    <w:p>
-      <w:pPr>
-        <w:pStyle w:val="Heading2"/>
-      </w:pPr>
-      <w:r>
-        <w:t xml:space="preserve">Data Availability Statement</w:t>
+    <w:p>
+      <w:pPr>
+        <w:pStyle w:val="2"/>
+      </w:pPr>
+      <w:bookmarkStart w:id="13" w:name="data-availability-statement"/>
+      <w:bookmarkEnd w:id="12"/>
+      <w:r>
+        <w:t>Data Availability Statement</w:t>
       </w:r>
     </w:p>
     <w:p>
@@ -862,24 +787,24 @@
         <w:pStyle w:val="FirstParagraph"/>
       </w:pPr>
       <w:r>
-        <w:t xml:space="preserve">The NDB Open Data used in this analysis are publicly available from the Ministry of Health, Labour and Welfare of Japan (https://www.mhlw.go.jp/stf/seisakunitsuite/bunya/0000177182.html). The analysis code is openly available on GitHub (https://github.com/haruki00430/NDB_XXX_heatwave_heatstroke) and archived on Zenodo (https://doi.org/10.5281/zenodo.20740375).</w:t>
-      </w:r>
-    </w:p>
-    <w:p>
-      <w:r>
-        <w:pict>
-          <v:rect style="width:0;height:1.5pt" o:hralign="center" o:hrstd="t" o:hr="t"/>
+        <w:t>The NDB Open Data used in this analysis are publicly available from the Ministry of Health, Labour and Welfare of Japan (https://www.mhlw.go.jp/stf/seisakunitsuite/bunya/0000177182.html). The analysis code is openly available on GitHub (https://github.com/haruki00430/NDB_XXX_heatwave_heatstroke) and archived on Zenodo (https://doi.org/10.5281/zenodo.20740375).</w:t>
+      </w:r>
+    </w:p>
+    <w:p>
+      <w:r>
+        <w:pict w14:anchorId="264CC5F7">
+          <v:rect id="_x0000_i1038" style="width:0;height:1.5pt" o:hralign="center" o:hrstd="t" o:hr="t"/>
         </w:pict>
       </w:r>
     </w:p>
-    <w:bookmarkEnd w:id="21"/>
-    <w:bookmarkStart w:id="22" w:name="author-contributions-credit-taxonomy"/>
-    <w:p>
-      <w:pPr>
-        <w:pStyle w:val="Heading2"/>
-      </w:pPr>
-      <w:r>
-        <w:t xml:space="preserve">Author Contributions (CRediT Taxonomy)</w:t>
+    <w:p>
+      <w:pPr>
+        <w:pStyle w:val="2"/>
+      </w:pPr>
+      <w:bookmarkStart w:id="14" w:name="author-contributions-credit-taxonomy"/>
+      <w:bookmarkEnd w:id="13"/>
+      <w:r>
+        <w:t>Author Contributions (CRediT Taxonomy)</w:t>
       </w:r>
     </w:p>
     <w:p>
@@ -891,42 +816,42 @@
           <w:b/>
           <w:bCs/>
         </w:rPr>
-        <w:t xml:space="preserve">Haruki Saito</w:t>
-      </w:r>
-      <w:r>
-        <w:t xml:space="preserve">: Conceptualization, Data curation, Formal analysis, Investigation, Methodology, Software, Visualization, Writing – original draft, Writing – review and editing.</w:t>
-      </w:r>
-    </w:p>
-    <w:p>
-      <w:pPr>
-        <w:pStyle w:val="BodyText"/>
+        <w:t>Haruki Saito</w:t>
+      </w:r>
+      <w:r>
+        <w:t>: Conceptualization, Data curation, Formal analysis, Investigation, Methodology, Software, Visualization, Writing – original draft, Writing – review and editing.</w:t>
+      </w:r>
+    </w:p>
+    <w:p>
+      <w:pPr>
+        <w:pStyle w:val="a0"/>
       </w:pPr>
       <w:r>
         <w:rPr>
           <w:b/>
           <w:bCs/>
         </w:rPr>
-        <w:t xml:space="preserve">Tetsuya Ohira</w:t>
-      </w:r>
-      <w:r>
-        <w:t xml:space="preserve">: Conceptualization, Supervision, Writing – review and editing.</w:t>
-      </w:r>
-    </w:p>
-    <w:p>
-      <w:r>
-        <w:pict>
-          <v:rect style="width:0;height:1.5pt" o:hralign="center" o:hrstd="t" o:hr="t"/>
+        <w:t>Tetsuya Ohira</w:t>
+      </w:r>
+      <w:r>
+        <w:t>: Conceptualization, Supervision, Writing – review and editing.</w:t>
+      </w:r>
+    </w:p>
+    <w:p>
+      <w:r>
+        <w:pict w14:anchorId="6A53637A">
+          <v:rect id="_x0000_i1039" style="width:0;height:1.5pt" o:hralign="center" o:hrstd="t" o:hr="t"/>
         </w:pict>
       </w:r>
     </w:p>
-    <w:bookmarkEnd w:id="22"/>
-    <w:bookmarkStart w:id="23" w:name="acknowledgments"/>
-    <w:p>
-      <w:pPr>
-        <w:pStyle w:val="Heading2"/>
-      </w:pPr>
-      <w:r>
-        <w:t xml:space="preserve">Acknowledgments</w:t>
+    <w:p>
+      <w:pPr>
+        <w:pStyle w:val="2"/>
+      </w:pPr>
+      <w:bookmarkStart w:id="15" w:name="acknowledgments"/>
+      <w:bookmarkEnd w:id="14"/>
+      <w:r>
+        <w:t>Acknowledgments</w:t>
       </w:r>
     </w:p>
     <w:p>
@@ -934,24 +859,24 @@
         <w:pStyle w:val="FirstParagraph"/>
       </w:pPr>
       <w:r>
-        <w:t xml:space="preserve">The authors thank the Ministry of Health, Labour and Welfare of Japan for providing access to the NDB Open Data. All data used are publicly available aggregate statistics.</w:t>
-      </w:r>
-    </w:p>
-    <w:p>
-      <w:r>
-        <w:pict>
-          <v:rect style="width:0;height:1.5pt" o:hralign="center" o:hrstd="t" o:hr="t"/>
+        <w:t>The authors thank the Ministry of Health, Labour and Welfare of Japan for providing access to the NDB Open Data. All data used are publicly available aggregate statistics.</w:t>
+      </w:r>
+    </w:p>
+    <w:p>
+      <w:r>
+        <w:pict w14:anchorId="1C1C3BDB">
+          <v:rect id="_x0000_i1040" style="width:0;height:1.5pt" o:hralign="center" o:hrstd="t" o:hr="t"/>
         </w:pict>
       </w:r>
     </w:p>
-    <w:bookmarkEnd w:id="23"/>
-    <w:bookmarkStart w:id="24" w:name="ai-use-disclosure"/>
-    <w:p>
-      <w:pPr>
-        <w:pStyle w:val="Heading2"/>
-      </w:pPr>
-      <w:r>
-        <w:t xml:space="preserve">AI Use Disclosure</w:t>
+    <w:p>
+      <w:pPr>
+        <w:pStyle w:val="2"/>
+      </w:pPr>
+      <w:bookmarkStart w:id="16" w:name="ai-use-disclosure"/>
+      <w:bookmarkEnd w:id="15"/>
+      <w:r>
+        <w:t>AI Use Disclosure</w:t>
       </w:r>
     </w:p>
     <w:p>
@@ -959,259 +884,50 @@
         <w:pStyle w:val="FirstParagraph"/>
       </w:pPr>
       <w:r>
-        <w:t xml:space="preserve">During the preparation and writing of this work, the authors used AI-assisted tools to support manuscript drafting and statistical analysis scripting. Cursor 3.0 (Anysphere) and Google Antigravity (Google) were used for AI-assisted writing and Python code development. Large language models included Claude Sonnet 4.6 and Claude Opus 4.8 (Anthropic), GPT-5.5 (OpenAI), and Gemini 3 Pro (Google). These tools were used only for text drafting and code generation; no generative AI tools were used to create, alter, or process figures, images, or artwork. The authors reviewed and edited all AI-assisted outputs and take full responsibility for the integrity and accuracy of the final content.</w:t>
-      </w:r>
-    </w:p>
-    <w:p>
-      <w:r>
-        <w:pict>
-          <v:rect style="width:0;height:1.5pt" o:hralign="center" o:hrstd="t" o:hr="t"/>
+        <w:t xml:space="preserve">During the preparation and writing of this work, the authors used AI-assisted tools to support manuscript drafting and statistical analysis scripting. Cursor 3.0 (Anysphere) and Google Antigravity (Google) were used for AI-assisted writing and Python code development. Large language models included Claude Sonnet 4.6 and Claude Opus </w:t>
+      </w:r>
+      <w:r>
+        <w:lastRenderedPageBreak/>
+        <w:t>4.8 (Anthropic), GPT-5.5 (OpenAI), and Gemini 3 Pro (Google). These tools were used only for text drafting and code generation; no generative AI tools were used to create, alter, or process figures, images, or artwork. The authors reviewed and edited all AI-assisted outputs and take full responsibility for the integrity and accuracy of the final content.</w:t>
+      </w:r>
+    </w:p>
+    <w:p>
+      <w:r>
+        <w:pict w14:anchorId="0230EFB1">
+          <v:rect id="_x0000_i1041" style="width:0;height:1.5pt" o:hralign="center" o:hrstd="t" o:hr="t"/>
         </w:pict>
       </w:r>
     </w:p>
-    <w:bookmarkEnd w:id="24"/>
-    <w:bookmarkStart w:id="25" w:name="Xedfd4871173845b7203707ba491997ef272434b"/>
-    <w:p>
-      <w:pPr>
-        <w:pStyle w:val="Heading2"/>
-      </w:pPr>
-      <w:r>
-        <w:t xml:space="preserve">Checklist — Items to Complete Before ScholarOne Submission</w:t>
-      </w:r>
-    </w:p>
     <w:p>
       <w:pPr>
         <w:pStyle w:val="Compact"/>
-        <w:numPr>
-          <w:ilvl w:val="0"/>
-          <w:numId w:val="1002"/>
-        </w:numPr>
-      </w:pPr>
-      <w:r>
-        <w:rPr>
-          <w:b/>
-          <w:bCs/>
-        </w:rPr>
-        <w:t xml:space="preserve">ORCID </w:t>
-      </w:r>
-      <w:r>
-        <w:rPr>
-          <w:rFonts w:hint="eastAsia"/>
-          <w:b/>
-          <w:bCs/>
-        </w:rPr>
-        <w:t xml:space="preserve">記入</w:t>
-      </w:r>
-      <w:r>
-        <w:t xml:space="preserve">: Haruki Saito 0009-0009-7890-6068 ✅</w:t>
-      </w:r>
-    </w:p>
-    <w:p>
-      <w:pPr>
-        <w:pStyle w:val="Compact"/>
-        <w:numPr>
-          <w:ilvl w:val="0"/>
-          <w:numId w:val="1003"/>
-        </w:numPr>
-      </w:pPr>
-      <w:r>
-        <w:rPr>
-          <w:b/>
-          <w:bCs/>
-        </w:rPr>
-        <w:t xml:space="preserve">Tetsuya Ohira の ORCID </w:t>
-      </w:r>
-      <w:r>
-        <w:rPr>
-          <w:rFonts w:hint="eastAsia"/>
-          <w:b/>
-          <w:bCs/>
-        </w:rPr>
-        <w:t xml:space="preserve">記入</w:t>
-      </w:r>
-      <w:r>
-        <w:t xml:space="preserve">: 0000-0003-4532-7165 ✅</w:t>
-      </w:r>
-    </w:p>
-    <w:p>
-      <w:pPr>
-        <w:pStyle w:val="Compact"/>
-        <w:numPr>
-          <w:ilvl w:val="0"/>
-          <w:numId w:val="1004"/>
-        </w:numPr>
-      </w:pPr>
-      <w:r>
-        <w:rPr>
-          <w:rFonts w:hint="eastAsia"/>
-          <w:b/>
-          <w:bCs/>
-        </w:rPr>
-        <w:t xml:space="preserve">所属機関情報記入</w:t>
-      </w:r>
-      <w:r>
-        <w:t xml:space="preserve">: </w:t>
-      </w:r>
-      <w:r>
         <w:rPr>
           <w:rFonts w:hint="eastAsia"/>
         </w:rPr>
-        <w:t xml:space="preserve">両著者の正式所属・住所</w:t>
-      </w:r>
-      <w:r>
-        <w:t xml:space="preserve"> ✅</w:t>
-      </w:r>
-    </w:p>
-    <w:p>
-      <w:pPr>
-        <w:pStyle w:val="Compact"/>
-        <w:numPr>
-          <w:ilvl w:val="0"/>
-          <w:numId w:val="1005"/>
-        </w:numPr>
-      </w:pPr>
-      <w:r>
-        <w:rPr>
-          <w:b/>
-          <w:bCs/>
-        </w:rPr>
-        <w:t xml:space="preserve">Abstract </w:t>
-      </w:r>
-      <w:r>
-        <w:rPr>
-          <w:rFonts w:hint="eastAsia"/>
-          <w:b/>
-          <w:bCs/>
-        </w:rPr>
-        <w:t xml:space="preserve">を250語以内</w:t>
-      </w:r>
-      <w:r>
-        <w:t xml:space="preserve">: </w:t>
-      </w:r>
-      <w:r>
-        <w:rPr>
-          <w:rFonts w:hint="eastAsia"/>
-        </w:rPr>
-        <w:t xml:space="preserve">246語</w:t>
-      </w:r>
-      <w:r>
-        <w:t xml:space="preserve"> ✅</w:t>
-      </w:r>
-    </w:p>
-    <w:p>
-      <w:pPr>
-        <w:pStyle w:val="Compact"/>
-        <w:numPr>
-          <w:ilvl w:val="0"/>
-          <w:numId w:val="1006"/>
-        </w:numPr>
-      </w:pPr>
-      <w:r>
-        <w:t xml:space="preserve">Figure 1–3 </w:t>
-      </w:r>
-      <w:r>
-        <w:rPr>
-          <w:rFonts w:hint="eastAsia"/>
-        </w:rPr>
-        <w:t xml:space="preserve">の画像ファイル（300</w:t>
-      </w:r>
-      <w:r>
-        <w:t xml:space="preserve"> </w:t>
-      </w:r>
-      <w:r>
-        <w:rPr>
-          <w:rFonts w:hint="eastAsia"/>
-        </w:rPr>
-        <w:t xml:space="preserve">dpi）確認</w:t>
-      </w:r>
-      <w:r>
-        <w:t xml:space="preserve"> ✅</w:t>
-      </w:r>
-    </w:p>
-    <w:p>
-      <w:pPr>
-        <w:pStyle w:val="Compact"/>
-        <w:numPr>
-          <w:ilvl w:val="0"/>
-          <w:numId w:val="1007"/>
-        </w:numPr>
-      </w:pPr>
-      <w:r>
-        <w:t xml:space="preserve">STROBE checklist </w:t>
-      </w:r>
-      <w:r>
-        <w:rPr>
-          <w:rFonts w:hint="eastAsia"/>
-        </w:rPr>
-        <w:t xml:space="preserve">作成・添付</w:t>
-      </w:r>
-      <w:r>
-        <w:t xml:space="preserve"> ✅</w:t>
-      </w:r>
-    </w:p>
-    <w:p>
-      <w:pPr>
-        <w:pStyle w:val="Compact"/>
-        <w:numPr>
-          <w:ilvl w:val="0"/>
-          <w:numId w:val="1008"/>
-        </w:numPr>
-      </w:pPr>
-      <w:r>
-        <w:rPr>
-          <w:b/>
-          <w:bCs/>
-        </w:rPr>
-        <w:t xml:space="preserve">ScholarOne (https://mc.manuscriptcentral.com/jech) </w:t>
-      </w:r>
-      <w:r>
-        <w:rPr>
-          <w:rFonts w:hint="eastAsia"/>
-          <w:b/>
-          <w:bCs/>
-        </w:rPr>
-        <w:t xml:space="preserve">で投稿</w:t>
-      </w:r>
-    </w:p>
-    <w:bookmarkEnd w:id="25"/>
-    <w:bookmarkEnd w:id="26"/>
+      </w:pPr>
+      <w:bookmarkStart w:id="17" w:name="Xedfd4871173845b7203707ba491997ef272434b"/>
+      <w:bookmarkEnd w:id="0"/>
+      <w:bookmarkEnd w:id="16"/>
+      <w:bookmarkEnd w:id="17"/>
+    </w:p>
     <w:sectPr>
       <w:footnotePr>
         <w:numRestart w:val="eachSect"/>
       </w:footnotePr>
+      <w:pgSz w:w="12240" w:h="15840"/>
+      <w:pgMar w:top="1985" w:right="1701" w:bottom="1701" w:left="1701" w:header="720" w:footer="720" w:gutter="0"/>
+      <w:cols w:space="720"/>
     </w:sectPr>
   </w:body>
 </w:document>
 </file>
 
-<file path=word/comments.xml><?xml version="1.0" encoding="utf-8"?>
-<w:comments xmlns:w="http://schemas.openxmlformats.org/wordprocessingml/2006/main" xmlns:m="http://schemas.openxmlformats.org/officeDocument/2006/math" xmlns:r="http://schemas.openxmlformats.org/officeDocument/2006/relationships" xmlns:o="urn:schemas-microsoft-com:office:office" xmlns:v="urn:schemas-microsoft-com:vml" xmlns:w10="urn:schemas-microsoft-com:office:word" xmlns:a="http://schemas.openxmlformats.org/drawingml/2006/main" xmlns:pic="http://schemas.openxmlformats.org/drawingml/2006/picture" xmlns:wp="http://schemas.openxmlformats.org/drawingml/2006/wordprocessingDrawing"/>
-</file>
-
-<file path=word/footnotes.xml><?xml version="1.0" encoding="utf-8"?>
-<w:footnotes xmlns:w="http://schemas.openxmlformats.org/wordprocessingml/2006/main" xmlns:m="http://schemas.openxmlformats.org/officeDocument/2006/math" xmlns:r="http://schemas.openxmlformats.org/officeDocument/2006/relationships" xmlns:o="urn:schemas-microsoft-com:office:office" xmlns:v="urn:schemas-microsoft-com:vml" xmlns:w10="urn:schemas-microsoft-com:office:word" xmlns:a="http://schemas.openxmlformats.org/drawingml/2006/main" xmlns:pic="http://schemas.openxmlformats.org/drawingml/2006/picture" xmlns:wp="http://schemas.openxmlformats.org/drawingml/2006/wordprocessingDrawing">
-  <w:footnote w:type="continuationSeparator" w:id="0">
-    <w:p>
-      <w:r>
-        <w:continuationSeparator/>
-      </w:r>
-    </w:p>
-  </w:footnote>
-  <w:footnote w:type="separator" w:id="-1">
-    <w:p>
-      <w:r>
-        <w:separator/>
-      </w:r>
-    </w:p>
-  </w:footnote>
-</w:footnotes>
-</file>
-
 <file path=word/numbering.xml><?xml version="1.0" encoding="utf-8"?>
-<w:numbering xmlns:w="http://schemas.openxmlformats.org/wordprocessingml/2006/main">
-  <w:abstractNum w:abstractNumId="990">
+<w:numbering xmlns:wpc="http://schemas.microsoft.com/office/word/2010/wordprocessingCanvas" xmlns:cx="http://schemas.microsoft.com/office/drawing/2014/chartex" xmlns:cx1="http://schemas.microsoft.com/office/drawing/2015/9/8/chartex" xmlns:cx2="http://schemas.microsoft.com/office/drawing/2015/10/21/chartex" xmlns:cx3="http://schemas.microsoft.com/office/drawing/2016/5/9/chartex" xmlns:cx4="http://schemas.microsoft.com/office/drawing/2016/5/10/chartex" xmlns:cx5="http://schemas.microsoft.com/office/drawing/2016/5/11/chartex" xmlns:cx6="http://schemas.microsoft.com/office/drawing/2016/5/12/chartex" xmlns:cx7="http://schemas.microsoft.com/office/drawing/2016/5/13/chartex" xmlns:cx8="http://schemas.microsoft.com/office/drawing/2016/5/14/chartex" xmlns:mc="http://schemas.openxmlformats.org/markup-compatibility/2006" xmlns:aink="http://schemas.microsoft.com/office/drawing/2016/ink" xmlns:am3d="http://schemas.microsoft.com/office/drawing/2017/model3d" xmlns:o="urn:schemas-microsoft-com:office:office" xmlns:oel="http://schemas.microsoft.com/office/2019/extlst" xmlns:r="http://schemas.openxmlformats.org/officeDocument/2006/relationships" xmlns:m="http://schemas.openxmlformats.org/officeDocument/2006/math" xmlns:v="urn:schemas-microsoft-com:vml" xmlns:wp14="http://schemas.microsoft.com/office/word/2010/wordprocessingDrawing" xmlns:wp="http://schemas.openxmlformats.org/drawingml/2006/wordprocessingDrawing" xmlns:w10="urn:schemas-microsoft-com:office:word" xmlns:w="http://schemas.openxmlformats.org/wordprocessingml/2006/main" xmlns:w14="http://schemas.microsoft.com/office/word/2010/wordml" xmlns:w15="http://schemas.microsoft.com/office/word/2012/wordml" xmlns:w16cex="http://schemas.microsoft.com/office/word/2018/wordml/cex" xmlns:w16cid="http://schemas.microsoft.com/office/word/2016/wordml/cid" xmlns:w16="http://schemas.microsoft.com/office/word/2018/wordml" xmlns:w16du="http://schemas.microsoft.com/office/word/2023/wordml/word16du" xmlns:w16sdtdh="http://schemas.microsoft.com/office/word/2020/wordml/sdtdatahash" xmlns:w16sdtfl="http://schemas.microsoft.com/office/word/2024/wordml/sdtformatlock" xmlns:w16se="http://schemas.microsoft.com/office/word/2015/wordml/symex" xmlns:wpg="http://schemas.microsoft.com/office/word/2010/wordprocessingGroup" xmlns:wpi="http://schemas.microsoft.com/office/word/2010/wordprocessingInk" xmlns:wne="http://schemas.microsoft.com/office/word/2006/wordml" xmlns:wps="http://schemas.microsoft.com/office/word/2010/wordprocessingShape" mc:Ignorable="w14 w15 w16se w16cid w16 w16cex w16sdtdh w16sdtfl w16du wp14">
+  <w:abstractNum w:abstractNumId="0" w15:restartNumberingAfterBreak="0">
     <w:nsid w:val="0000A990"/>
     <w:multiLevelType w:val="multilevel"/>
+    <w:tmpl w:val="7E4A66CC"/>
     <w:lvl w:ilvl="0">
       <w:numFmt w:val="bullet"/>
       <w:lvlText w:val=" "/>
@@ -1285,9 +1001,164 @@
       </w:pPr>
     </w:lvl>
   </w:abstractNum>
-  <w:abstractNum w:abstractNumId="99411">
+  <w:abstractNum w:abstractNumId="1" w15:restartNumberingAfterBreak="0">
+    <w:nsid w:val="0000A992"/>
+    <w:multiLevelType w:val="multilevel"/>
+    <w:tmpl w:val="F6641228"/>
+    <w:lvl w:ilvl="0">
+      <w:numFmt w:val="bullet"/>
+      <w:lvlText w:val="☐"/>
+      <w:lvlJc w:val="left"/>
+      <w:pPr>
+        <w:ind w:left="720" w:hanging="360"/>
+      </w:pPr>
+    </w:lvl>
+    <w:lvl w:ilvl="1">
+      <w:numFmt w:val="bullet"/>
+      <w:lvlText w:val="☐"/>
+      <w:lvlJc w:val="left"/>
+      <w:pPr>
+        <w:ind w:left="1440" w:hanging="360"/>
+      </w:pPr>
+    </w:lvl>
+    <w:lvl w:ilvl="2">
+      <w:numFmt w:val="bullet"/>
+      <w:lvlText w:val="☐"/>
+      <w:lvlJc w:val="left"/>
+      <w:pPr>
+        <w:ind w:left="2160" w:hanging="360"/>
+      </w:pPr>
+    </w:lvl>
+    <w:lvl w:ilvl="3">
+      <w:numFmt w:val="bullet"/>
+      <w:lvlText w:val="☐"/>
+      <w:lvlJc w:val="left"/>
+      <w:pPr>
+        <w:ind w:left="2880" w:hanging="360"/>
+      </w:pPr>
+    </w:lvl>
+    <w:lvl w:ilvl="4">
+      <w:numFmt w:val="bullet"/>
+      <w:lvlText w:val="☐"/>
+      <w:lvlJc w:val="left"/>
+      <w:pPr>
+        <w:ind w:left="3600" w:hanging="360"/>
+      </w:pPr>
+    </w:lvl>
+    <w:lvl w:ilvl="5">
+      <w:numFmt w:val="bullet"/>
+      <w:lvlText w:val="☐"/>
+      <w:lvlJc w:val="left"/>
+      <w:pPr>
+        <w:ind w:left="4320" w:hanging="360"/>
+      </w:pPr>
+    </w:lvl>
+    <w:lvl w:ilvl="6">
+      <w:numFmt w:val="bullet"/>
+      <w:lvlText w:val="☐"/>
+      <w:lvlJc w:val="left"/>
+      <w:pPr>
+        <w:ind w:left="5040" w:hanging="360"/>
+      </w:pPr>
+    </w:lvl>
+    <w:lvl w:ilvl="7">
+      <w:numFmt w:val="bullet"/>
+      <w:lvlText w:val="☐"/>
+      <w:lvlJc w:val="left"/>
+      <w:pPr>
+        <w:ind w:left="5760" w:hanging="360"/>
+      </w:pPr>
+    </w:lvl>
+    <w:lvl w:ilvl="8">
+      <w:numFmt w:val="bullet"/>
+      <w:lvlText w:val="☐"/>
+      <w:lvlJc w:val="left"/>
+      <w:pPr>
+        <w:ind w:left="6480" w:hanging="360"/>
+      </w:pPr>
+    </w:lvl>
+  </w:abstractNum>
+  <w:abstractNum w:abstractNumId="2" w15:restartNumberingAfterBreak="0">
+    <w:nsid w:val="0000A993"/>
+    <w:multiLevelType w:val="multilevel"/>
+    <w:tmpl w:val="39FE1F96"/>
+    <w:lvl w:ilvl="0">
+      <w:numFmt w:val="bullet"/>
+      <w:lvlText w:val="☒"/>
+      <w:lvlJc w:val="left"/>
+      <w:pPr>
+        <w:ind w:left="720" w:hanging="360"/>
+      </w:pPr>
+    </w:lvl>
+    <w:lvl w:ilvl="1">
+      <w:numFmt w:val="bullet"/>
+      <w:lvlText w:val="☒"/>
+      <w:lvlJc w:val="left"/>
+      <w:pPr>
+        <w:ind w:left="1440" w:hanging="360"/>
+      </w:pPr>
+    </w:lvl>
+    <w:lvl w:ilvl="2">
+      <w:numFmt w:val="bullet"/>
+      <w:lvlText w:val="☒"/>
+      <w:lvlJc w:val="left"/>
+      <w:pPr>
+        <w:ind w:left="2160" w:hanging="360"/>
+      </w:pPr>
+    </w:lvl>
+    <w:lvl w:ilvl="3">
+      <w:numFmt w:val="bullet"/>
+      <w:lvlText w:val="☒"/>
+      <w:lvlJc w:val="left"/>
+      <w:pPr>
+        <w:ind w:left="2880" w:hanging="360"/>
+      </w:pPr>
+    </w:lvl>
+    <w:lvl w:ilvl="4">
+      <w:numFmt w:val="bullet"/>
+      <w:lvlText w:val="☒"/>
+      <w:lvlJc w:val="left"/>
+      <w:pPr>
+        <w:ind w:left="3600" w:hanging="360"/>
+      </w:pPr>
+    </w:lvl>
+    <w:lvl w:ilvl="5">
+      <w:numFmt w:val="bullet"/>
+      <w:lvlText w:val="☒"/>
+      <w:lvlJc w:val="left"/>
+      <w:pPr>
+        <w:ind w:left="4320" w:hanging="360"/>
+      </w:pPr>
+    </w:lvl>
+    <w:lvl w:ilvl="6">
+      <w:numFmt w:val="bullet"/>
+      <w:lvlText w:val="☒"/>
+      <w:lvlJc w:val="left"/>
+      <w:pPr>
+        <w:ind w:left="5040" w:hanging="360"/>
+      </w:pPr>
+    </w:lvl>
+    <w:lvl w:ilvl="7">
+      <w:numFmt w:val="bullet"/>
+      <w:lvlText w:val="☒"/>
+      <w:lvlJc w:val="left"/>
+      <w:pPr>
+        <w:ind w:left="5760" w:hanging="360"/>
+      </w:pPr>
+    </w:lvl>
+    <w:lvl w:ilvl="8">
+      <w:numFmt w:val="bullet"/>
+      <w:lvlText w:val="☒"/>
+      <w:lvlJc w:val="left"/>
+      <w:pPr>
+        <w:ind w:left="6480" w:hanging="360"/>
+      </w:pPr>
+    </w:lvl>
+  </w:abstractNum>
+  <w:abstractNum w:abstractNumId="3" w15:restartNumberingAfterBreak="0">
     <w:nsid w:val="00A99411"/>
     <w:multiLevelType w:val="multilevel"/>
+    <w:tmpl w:val="85629BD2"/>
     <w:lvl w:ilvl="0">
       <w:start w:val="1"/>
       <w:numFmt w:val="decimal"/>
@@ -1370,163 +1241,11 @@
       </w:pPr>
     </w:lvl>
   </w:abstractNum>
-  <w:abstractNum w:abstractNumId="993">
-    <w:nsid w:val="0000A993"/>
-    <w:multiLevelType w:val="multilevel"/>
-    <w:lvl w:ilvl="0">
-      <w:numFmt w:val="bullet"/>
-      <w:lvlText w:val="☒"/>
-      <w:lvlJc w:val="left"/>
-      <w:pPr>
-        <w:ind w:left="720" w:hanging="360"/>
-      </w:pPr>
-    </w:lvl>
-    <w:lvl w:ilvl="1">
-      <w:numFmt w:val="bullet"/>
-      <w:lvlText w:val="☒"/>
-      <w:lvlJc w:val="left"/>
-      <w:pPr>
-        <w:ind w:left="1440" w:hanging="360"/>
-      </w:pPr>
-    </w:lvl>
-    <w:lvl w:ilvl="2">
-      <w:numFmt w:val="bullet"/>
-      <w:lvlText w:val="☒"/>
-      <w:lvlJc w:val="left"/>
-      <w:pPr>
-        <w:ind w:left="2160" w:hanging="360"/>
-      </w:pPr>
-    </w:lvl>
-    <w:lvl w:ilvl="3">
-      <w:numFmt w:val="bullet"/>
-      <w:lvlText w:val="☒"/>
-      <w:lvlJc w:val="left"/>
-      <w:pPr>
-        <w:ind w:left="2880" w:hanging="360"/>
-      </w:pPr>
-    </w:lvl>
-    <w:lvl w:ilvl="4">
-      <w:numFmt w:val="bullet"/>
-      <w:lvlText w:val="☒"/>
-      <w:lvlJc w:val="left"/>
-      <w:pPr>
-        <w:ind w:left="3600" w:hanging="360"/>
-      </w:pPr>
-    </w:lvl>
-    <w:lvl w:ilvl="5">
-      <w:numFmt w:val="bullet"/>
-      <w:lvlText w:val="☒"/>
-      <w:lvlJc w:val="left"/>
-      <w:pPr>
-        <w:ind w:left="4320" w:hanging="360"/>
-      </w:pPr>
-    </w:lvl>
-    <w:lvl w:ilvl="6">
-      <w:numFmt w:val="bullet"/>
-      <w:lvlText w:val="☒"/>
-      <w:lvlJc w:val="left"/>
-      <w:pPr>
-        <w:ind w:left="5040" w:hanging="360"/>
-      </w:pPr>
-    </w:lvl>
-    <w:lvl w:ilvl="7">
-      <w:numFmt w:val="bullet"/>
-      <w:lvlText w:val="☒"/>
-      <w:lvlJc w:val="left"/>
-      <w:pPr>
-        <w:ind w:left="5760" w:hanging="360"/>
-      </w:pPr>
-    </w:lvl>
-    <w:lvl w:ilvl="8">
-      <w:numFmt w:val="bullet"/>
-      <w:lvlText w:val="☒"/>
-      <w:lvlJc w:val="left"/>
-      <w:pPr>
-        <w:ind w:left="6480" w:hanging="360"/>
-      </w:pPr>
-    </w:lvl>
-  </w:abstractNum>
-  <w:abstractNum w:abstractNumId="992">
-    <w:nsid w:val="0000A992"/>
-    <w:multiLevelType w:val="multilevel"/>
-    <w:lvl w:ilvl="0">
-      <w:numFmt w:val="bullet"/>
-      <w:lvlText w:val="☐"/>
-      <w:lvlJc w:val="left"/>
-      <w:pPr>
-        <w:ind w:left="720" w:hanging="360"/>
-      </w:pPr>
-    </w:lvl>
-    <w:lvl w:ilvl="1">
-      <w:numFmt w:val="bullet"/>
-      <w:lvlText w:val="☐"/>
-      <w:lvlJc w:val="left"/>
-      <w:pPr>
-        <w:ind w:left="1440" w:hanging="360"/>
-      </w:pPr>
-    </w:lvl>
-    <w:lvl w:ilvl="2">
-      <w:numFmt w:val="bullet"/>
-      <w:lvlText w:val="☐"/>
-      <w:lvlJc w:val="left"/>
-      <w:pPr>
-        <w:ind w:left="2160" w:hanging="360"/>
-      </w:pPr>
-    </w:lvl>
-    <w:lvl w:ilvl="3">
-      <w:numFmt w:val="bullet"/>
-      <w:lvlText w:val="☐"/>
-      <w:lvlJc w:val="left"/>
-      <w:pPr>
-        <w:ind w:left="2880" w:hanging="360"/>
-      </w:pPr>
-    </w:lvl>
-    <w:lvl w:ilvl="4">
-      <w:numFmt w:val="bullet"/>
-      <w:lvlText w:val="☐"/>
-      <w:lvlJc w:val="left"/>
-      <w:pPr>
-        <w:ind w:left="3600" w:hanging="360"/>
-      </w:pPr>
-    </w:lvl>
-    <w:lvl w:ilvl="5">
-      <w:numFmt w:val="bullet"/>
-      <w:lvlText w:val="☐"/>
-      <w:lvlJc w:val="left"/>
-      <w:pPr>
-        <w:ind w:left="4320" w:hanging="360"/>
-      </w:pPr>
-    </w:lvl>
-    <w:lvl w:ilvl="6">
-      <w:numFmt w:val="bullet"/>
-      <w:lvlText w:val="☐"/>
-      <w:lvlJc w:val="left"/>
-      <w:pPr>
-        <w:ind w:left="5040" w:hanging="360"/>
-      </w:pPr>
-    </w:lvl>
-    <w:lvl w:ilvl="7">
-      <w:numFmt w:val="bullet"/>
-      <w:lvlText w:val="☐"/>
-      <w:lvlJc w:val="left"/>
-      <w:pPr>
-        <w:ind w:left="5760" w:hanging="360"/>
-      </w:pPr>
-    </w:lvl>
-    <w:lvl w:ilvl="8">
-      <w:numFmt w:val="bullet"/>
-      <w:lvlText w:val="☐"/>
-      <w:lvlJc w:val="left"/>
-      <w:pPr>
-        <w:ind w:left="6480" w:hanging="360"/>
-      </w:pPr>
-    </w:lvl>
-  </w:abstractNum>
-  <w:num w:numId="1000">
-    <w:abstractNumId w:val="990"/>
+  <w:num w:numId="1" w16cid:durableId="1972785268">
+    <w:abstractNumId w:val="0"/>
   </w:num>
-  <w:num w:numId="1001">
-    <w:abstractNumId w:val="99411"/>
+  <w:num w:numId="2" w16cid:durableId="819346736">
+    <w:abstractNumId w:val="3"/>
     <w:lvlOverride w:ilvl="0">
       <w:startOverride w:val="1"/>
     </w:lvlOverride>
@@ -1555,39 +1274,39 @@
       <w:startOverride w:val="1"/>
     </w:lvlOverride>
   </w:num>
-  <w:num w:numId="1002">
-    <w:abstractNumId w:val="993"/>
+  <w:num w:numId="3" w16cid:durableId="1191384232">
+    <w:abstractNumId w:val="2"/>
   </w:num>
-  <w:num w:numId="1003">
-    <w:abstractNumId w:val="993"/>
+  <w:num w:numId="4" w16cid:durableId="173540944">
+    <w:abstractNumId w:val="2"/>
   </w:num>
-  <w:num w:numId="1004">
-    <w:abstractNumId w:val="993"/>
+  <w:num w:numId="5" w16cid:durableId="632827685">
+    <w:abstractNumId w:val="2"/>
   </w:num>
-  <w:num w:numId="1005">
-    <w:abstractNumId w:val="993"/>
+  <w:num w:numId="6" w16cid:durableId="1759212549">
+    <w:abstractNumId w:val="2"/>
   </w:num>
-  <w:num w:numId="1006">
-    <w:abstractNumId w:val="993"/>
+  <w:num w:numId="7" w16cid:durableId="184486311">
+    <w:abstractNumId w:val="2"/>
   </w:num>
-  <w:num w:numId="1007">
-    <w:abstractNumId w:val="993"/>
+  <w:num w:numId="8" w16cid:durableId="191962644">
+    <w:abstractNumId w:val="2"/>
   </w:num>
-  <w:num w:numId="1008">
-    <w:abstractNumId w:val="992"/>
+  <w:num w:numId="9" w16cid:durableId="446656042">
+    <w:abstractNumId w:val="1"/>
   </w:num>
 </w:numbering>
 </file>
 
 <file path=word/styles.xml><?xml version="1.0" encoding="utf-8"?>
-<w:styles xmlns:r="http://schemas.openxmlformats.org/officeDocument/2006/relationships" xmlns:w="http://schemas.openxmlformats.org/wordprocessingml/2006/main">
+<w:styles xmlns:mc="http://schemas.openxmlformats.org/markup-compatibility/2006" xmlns:r="http://schemas.openxmlformats.org/officeDocument/2006/relationships" xmlns:w="http://schemas.openxmlformats.org/wordprocessingml/2006/main" xmlns:w14="http://schemas.microsoft.com/office/word/2010/wordml" xmlns:w15="http://schemas.microsoft.com/office/word/2012/wordml" xmlns:w16cex="http://schemas.microsoft.com/office/word/2018/wordml/cex" xmlns:w16cid="http://schemas.microsoft.com/office/word/2016/wordml/cid" xmlns:w16="http://schemas.microsoft.com/office/word/2018/wordml" xmlns:w16du="http://schemas.microsoft.com/office/word/2023/wordml/word16du" xmlns:w16sdtdh="http://schemas.microsoft.com/office/word/2020/wordml/sdtdatahash" xmlns:w16sdtfl="http://schemas.microsoft.com/office/word/2024/wordml/sdtformatlock" xmlns:w16se="http://schemas.microsoft.com/office/word/2015/wordml/symex" mc:Ignorable="w14 w15 w16se w16cid w16 w16cex w16sdtdh w16sdtfl w16du">
   <w:docDefaults>
     <w:rPrDefault>
       <w:rPr>
-        <w:rFonts w:asciiTheme="minorHAnsi" w:cstheme="minorBidi" w:eastAsiaTheme="minorEastAsia" w:hAnsiTheme="minorHAnsi"/>
+        <w:rFonts w:asciiTheme="minorHAnsi" w:eastAsiaTheme="minorEastAsia" w:hAnsiTheme="minorHAnsi" w:cstheme="minorBidi"/>
         <w:sz w:val="24"/>
         <w:szCs w:val="24"/>
-        <w:lang w:bidi="ar-SA" w:eastAsia="zh-CN" w:val="en-US"/>
+        <w:lang w:val="en-US" w:eastAsia="zh-CN" w:bidi="ar-SA"/>
       </w:rPr>
     </w:rPrDefault>
     <w:pPrDefault>
@@ -1596,193 +1315,280 @@
       </w:pPr>
     </w:pPrDefault>
   </w:docDefaults>
-  <w:latentStyles w:count="276" w:defLockedState="0" w:defQFormat="0" w:defSemiHidden="0" w:defUIPriority="0" w:defUnhideWhenUsed="0"/>
-  <w:style w:default="1" w:styleId="Normal" w:type="paragraph">
+  <w:latentStyles w:defLockedState="0" w:defUIPriority="0" w:defSemiHidden="0" w:defUnhideWhenUsed="0" w:defQFormat="0" w:count="376">
+    <w:lsdException w:name="Normal Table" w:semiHidden="1" w:unhideWhenUsed="1"/>
+    <w:lsdException w:name="Table Simple 1" w:semiHidden="1" w:unhideWhenUsed="1"/>
+    <w:lsdException w:name="Table Simple 2" w:semiHidden="1" w:unhideWhenUsed="1"/>
+    <w:lsdException w:name="Table Simple 3" w:semiHidden="1" w:unhideWhenUsed="1"/>
+    <w:lsdException w:name="Table Classic 1" w:semiHidden="1" w:unhideWhenUsed="1"/>
+    <w:lsdException w:name="Table Classic 2" w:semiHidden="1" w:unhideWhenUsed="1"/>
+    <w:lsdException w:name="Table Classic 3" w:semiHidden="1" w:unhideWhenUsed="1"/>
+    <w:lsdException w:name="Table Classic 4" w:semiHidden="1" w:unhideWhenUsed="1"/>
+    <w:lsdException w:name="Table Colorful 1" w:semiHidden="1" w:unhideWhenUsed="1"/>
+    <w:lsdException w:name="Table Colorful 2" w:semiHidden="1" w:unhideWhenUsed="1"/>
+    <w:lsdException w:name="Table Colorful 3" w:semiHidden="1" w:unhideWhenUsed="1"/>
+    <w:lsdException w:name="Table Columns 1" w:semiHidden="1" w:unhideWhenUsed="1"/>
+    <w:lsdException w:name="Table Columns 2" w:semiHidden="1" w:unhideWhenUsed="1"/>
+    <w:lsdException w:name="Table Columns 3" w:semiHidden="1" w:unhideWhenUsed="1"/>
+    <w:lsdException w:name="Table Columns 4" w:semiHidden="1" w:unhideWhenUsed="1"/>
+    <w:lsdException w:name="Table Columns 5" w:semiHidden="1" w:unhideWhenUsed="1"/>
+    <w:lsdException w:name="Table Grid 1" w:semiHidden="1" w:unhideWhenUsed="1"/>
+    <w:lsdException w:name="Table Grid 2" w:semiHidden="1" w:unhideWhenUsed="1"/>
+    <w:lsdException w:name="Table Grid 3" w:semiHidden="1" w:unhideWhenUsed="1"/>
+    <w:lsdException w:name="Table Grid 4" w:semiHidden="1" w:unhideWhenUsed="1"/>
+    <w:lsdException w:name="Table Grid 5" w:semiHidden="1" w:unhideWhenUsed="1"/>
+    <w:lsdException w:name="Table Grid 6" w:semiHidden="1" w:unhideWhenUsed="1"/>
+    <w:lsdException w:name="Table Grid 7" w:semiHidden="1" w:unhideWhenUsed="1"/>
+    <w:lsdException w:name="Table Grid 8" w:semiHidden="1" w:unhideWhenUsed="1"/>
+    <w:lsdException w:name="Table List 1" w:semiHidden="1" w:unhideWhenUsed="1"/>
+    <w:lsdException w:name="Table List 2" w:semiHidden="1" w:unhideWhenUsed="1"/>
+    <w:lsdException w:name="Table List 3" w:semiHidden="1" w:unhideWhenUsed="1"/>
+    <w:lsdException w:name="Table List 4" w:semiHidden="1" w:unhideWhenUsed="1"/>
+    <w:lsdException w:name="Table List 5" w:semiHidden="1" w:unhideWhenUsed="1"/>
+    <w:lsdException w:name="Table List 6" w:semiHidden="1" w:unhideWhenUsed="1"/>
+    <w:lsdException w:name="Table List 7" w:semiHidden="1" w:unhideWhenUsed="1"/>
+    <w:lsdException w:name="Table List 8" w:semiHidden="1" w:unhideWhenUsed="1"/>
+    <w:lsdException w:name="Table 3D effects 1" w:semiHidden="1" w:unhideWhenUsed="1"/>
+    <w:lsdException w:name="Table 3D effects 2" w:semiHidden="1" w:unhideWhenUsed="1"/>
+    <w:lsdException w:name="Table 3D effects 3" w:semiHidden="1" w:unhideWhenUsed="1"/>
+    <w:lsdException w:name="Table Contemporary" w:semiHidden="1" w:unhideWhenUsed="1"/>
+    <w:lsdException w:name="Table Elegant" w:semiHidden="1" w:unhideWhenUsed="1"/>
+    <w:lsdException w:name="Table Professional" w:semiHidden="1" w:unhideWhenUsed="1"/>
+    <w:lsdException w:name="Table Subtle 1" w:semiHidden="1" w:unhideWhenUsed="1"/>
+    <w:lsdException w:name="Table Subtle 2" w:semiHidden="1" w:unhideWhenUsed="1"/>
+    <w:lsdException w:name="Table Web 1" w:semiHidden="1" w:unhideWhenUsed="1"/>
+    <w:lsdException w:name="Table Web 2" w:semiHidden="1" w:unhideWhenUsed="1"/>
+    <w:lsdException w:name="Table Web 3" w:semiHidden="1" w:unhideWhenUsed="1"/>
+    <w:lsdException w:name="Table Theme" w:semiHidden="1" w:unhideWhenUsed="1"/>
+    <w:lsdException w:name="Light Shading"/>
+    <w:lsdException w:name="Light List"/>
+    <w:lsdException w:name="Light Grid"/>
+    <w:lsdException w:name="Medium Shading 1"/>
+    <w:lsdException w:name="Medium Shading 2"/>
+    <w:lsdException w:name="Medium List 1"/>
+    <w:lsdException w:name="Medium List 2"/>
+    <w:lsdException w:name="Medium Grid 1"/>
+    <w:lsdException w:name="Medium Grid 2"/>
+    <w:lsdException w:name="Medium Grid 3"/>
+    <w:lsdException w:name="Dark List"/>
+    <w:lsdException w:name="Colorful Shading"/>
+    <w:lsdException w:name="Colorful List"/>
+    <w:lsdException w:name="Colorful Grid"/>
+    <w:lsdException w:name="Light Shading Accent 1"/>
+    <w:lsdException w:name="Light List Accent 1"/>
+    <w:lsdException w:name="Light Grid Accent 1"/>
+    <w:lsdException w:name="Medium Shading 1 Accent 1"/>
+    <w:lsdException w:name="Medium Shading 2 Accent 1"/>
+    <w:lsdException w:name="Medium List 1 Accent 1"/>
+    <w:lsdException w:name="Medium List 2 Accent 1"/>
+    <w:lsdException w:name="Medium Grid 1 Accent 1"/>
+    <w:lsdException w:name="Medium Grid 2 Accent 1"/>
+    <w:lsdException w:name="Medium Grid 3 Accent 1"/>
+    <w:lsdException w:name="Dark List Accent 1"/>
+    <w:lsdException w:name="Colorful Shading Accent 1"/>
+    <w:lsdException w:name="Colorful List Accent 1"/>
+    <w:lsdException w:name="Colorful Grid Accent 1"/>
+    <w:lsdException w:name="Light Shading Accent 2"/>
+    <w:lsdException w:name="Light List Accent 2"/>
+    <w:lsdException w:name="Light Grid Accent 2"/>
+    <w:lsdException w:name="Medium Shading 1 Accent 2"/>
+    <w:lsdException w:name="Medium Shading 2 Accent 2"/>
+    <w:lsdException w:name="Medium List 1 Accent 2"/>
+    <w:lsdException w:name="Medium List 2 Accent 2"/>
+    <w:lsdException w:name="Medium Grid 1 Accent 2"/>
+    <w:lsdException w:name="Medium Grid 2 Accent 2"/>
+    <w:lsdException w:name="Medium Grid 3 Accent 2"/>
+    <w:lsdException w:name="Dark List Accent 2"/>
+    <w:lsdException w:name="Colorful Shading Accent 2"/>
+    <w:lsdException w:name="Colorful List Accent 2"/>
+    <w:lsdException w:name="Colorful Grid Accent 2"/>
+    <w:lsdException w:name="Light Shading Accent 3"/>
+    <w:lsdException w:name="Light List Accent 3"/>
+    <w:lsdException w:name="Light Grid Accent 3"/>
+    <w:lsdException w:name="Medium Shading 1 Accent 3"/>
+    <w:lsdException w:name="Medium Shading 2 Accent 3"/>
+    <w:lsdException w:name="Medium List 1 Accent 3"/>
+    <w:lsdException w:name="Medium List 2 Accent 3"/>
+    <w:lsdException w:name="Medium Grid 1 Accent 3"/>
+    <w:lsdException w:name="Medium Grid 2 Accent 3"/>
+    <w:lsdException w:name="Medium Grid 3 Accent 3"/>
+    <w:lsdException w:name="Dark List Accent 3"/>
+    <w:lsdException w:name="Colorful Shading Accent 3"/>
+    <w:lsdException w:name="Colorful List Accent 3"/>
+    <w:lsdException w:name="Colorful Grid Accent 3"/>
+    <w:lsdException w:name="Light Shading Accent 4"/>
+    <w:lsdException w:name="Light List Accent 4"/>
+    <w:lsdException w:name="Light Grid Accent 4"/>
+    <w:lsdException w:name="Medium Shading 1 Accent 4"/>
+    <w:lsdException w:name="Medium Shading 2 Accent 4"/>
+    <w:lsdException w:name="Medium List 1 Accent 4"/>
+    <w:lsdException w:name="Medium List 2 Accent 4"/>
+    <w:lsdException w:name="Medium Grid 1 Accent 4"/>
+    <w:lsdException w:name="Medium Grid 2 Accent 4"/>
+    <w:lsdException w:name="Medium Grid 3 Accent 4"/>
+    <w:lsdException w:name="Dark List Accent 4"/>
+    <w:lsdException w:name="Colorful Shading Accent 4"/>
+    <w:lsdException w:name="Colorful List Accent 4"/>
+    <w:lsdException w:name="Colorful Grid Accent 4"/>
+    <w:lsdException w:name="Light Shading Accent 5"/>
+    <w:lsdException w:name="Light List Accent 5"/>
+    <w:lsdException w:name="Light Grid Accent 5"/>
+    <w:lsdException w:name="Medium Shading 1 Accent 5"/>
+    <w:lsdException w:name="Medium Shading 2 Accent 5"/>
+    <w:lsdException w:name="Medium List 1 Accent 5"/>
+    <w:lsdException w:name="Medium List 2 Accent 5"/>
+    <w:lsdException w:name="Medium Grid 1 Accent 5"/>
+    <w:lsdException w:name="Medium Grid 2 Accent 5"/>
+    <w:lsdException w:name="Medium Grid 3 Accent 5"/>
+    <w:lsdException w:name="Dark List Accent 5"/>
+    <w:lsdException w:name="Colorful Shading Accent 5"/>
+    <w:lsdException w:name="Colorful List Accent 5"/>
+    <w:lsdException w:name="Colorful Grid Accent 5"/>
+    <w:lsdException w:name="Light Shading Accent 6"/>
+    <w:lsdException w:name="Light List Accent 6"/>
+    <w:lsdException w:name="Light Grid Accent 6"/>
+    <w:lsdException w:name="Medium Shading 1 Accent 6"/>
+    <w:lsdException w:name="Medium Shading 2 Accent 6"/>
+    <w:lsdException w:name="Medium List 1 Accent 6"/>
+    <w:lsdException w:name="Medium List 2 Accent 6"/>
+    <w:lsdException w:name="Medium Grid 1 Accent 6"/>
+    <w:lsdException w:name="Medium Grid 2 Accent 6"/>
+    <w:lsdException w:name="Medium Grid 3 Accent 6"/>
+    <w:lsdException w:name="Dark List Accent 6"/>
+    <w:lsdException w:name="Colorful Shading Accent 6"/>
+    <w:lsdException w:name="Colorful List Accent 6"/>
+    <w:lsdException w:name="Colorful Grid Accent 6"/>
+    <w:lsdException w:name="Grid Table 4" w:uiPriority="49"/>
+    <w:lsdException w:name="Grid Table 5 Dark" w:uiPriority="50"/>
+    <w:lsdException w:name="Grid Table 6 Colorful" w:uiPriority="51"/>
+    <w:lsdException w:name="Grid Table 7 Colorful" w:uiPriority="52"/>
+    <w:lsdException w:name="Grid Table 1 Light Accent 1" w:uiPriority="46"/>
+    <w:lsdException w:name="Grid Table 2 Accent 1" w:uiPriority="47"/>
+    <w:lsdException w:name="Grid Table 3 Accent 1" w:uiPriority="48"/>
+    <w:lsdException w:name="Grid Table 4 Accent 1" w:uiPriority="49"/>
+    <w:lsdException w:name="Grid Table 5 Dark Accent 1" w:uiPriority="50"/>
+    <w:lsdException w:name="Grid Table 6 Colorful Accent 1" w:uiPriority="51"/>
+    <w:lsdException w:name="Grid Table 7 Colorful Accent 1" w:uiPriority="52"/>
+    <w:lsdException w:name="Grid Table 1 Light Accent 2" w:uiPriority="46"/>
+    <w:lsdException w:name="Grid Table 2 Accent 2" w:uiPriority="47"/>
+    <w:lsdException w:name="Grid Table 3 Accent 2" w:uiPriority="48"/>
+    <w:lsdException w:name="Grid Table 4 Accent 2" w:uiPriority="49"/>
+    <w:lsdException w:name="Grid Table 5 Dark Accent 2" w:uiPriority="50"/>
+    <w:lsdException w:name="Grid Table 6 Colorful Accent 2" w:uiPriority="51"/>
+    <w:lsdException w:name="Grid Table 7 Colorful Accent 2" w:uiPriority="52"/>
+    <w:lsdException w:name="Grid Table 1 Light Accent 3" w:uiPriority="46"/>
+    <w:lsdException w:name="Grid Table 2 Accent 3" w:uiPriority="47"/>
+    <w:lsdException w:name="Grid Table 3 Accent 3" w:uiPriority="48"/>
+    <w:lsdException w:name="Grid Table 4 Accent 3" w:uiPriority="49"/>
+    <w:lsdException w:name="Grid Table 5 Dark Accent 3" w:uiPriority="50"/>
+    <w:lsdException w:name="Grid Table 6 Colorful Accent 3" w:uiPriority="51"/>
+    <w:lsdException w:name="Grid Table 7 Colorful Accent 3" w:uiPriority="52"/>
+    <w:lsdException w:name="Grid Table 1 Light Accent 4" w:uiPriority="46"/>
+    <w:lsdException w:name="Grid Table 2 Accent 4" w:uiPriority="47"/>
+    <w:lsdException w:name="Grid Table 3 Accent 4" w:uiPriority="48"/>
+    <w:lsdException w:name="Grid Table 4 Accent 4" w:uiPriority="49"/>
+    <w:lsdException w:name="Grid Table 5 Dark Accent 4" w:uiPriority="50"/>
+    <w:lsdException w:name="Grid Table 6 Colorful Accent 4" w:uiPriority="51"/>
+    <w:lsdException w:name="Grid Table 7 Colorful Accent 4" w:uiPriority="52"/>
+    <w:lsdException w:name="Grid Table 1 Light Accent 5" w:uiPriority="46"/>
+    <w:lsdException w:name="Grid Table 2 Accent 5" w:uiPriority="47"/>
+    <w:lsdException w:name="Grid Table 3 Accent 5" w:uiPriority="48"/>
+    <w:lsdException w:name="Grid Table 4 Accent 5" w:uiPriority="49"/>
+    <w:lsdException w:name="Grid Table 5 Dark Accent 5" w:uiPriority="50"/>
+    <w:lsdException w:name="Grid Table 6 Colorful Accent 5" w:uiPriority="51"/>
+    <w:lsdException w:name="Grid Table 7 Colorful Accent 5" w:uiPriority="52"/>
+    <w:lsdException w:name="Grid Table 1 Light Accent 6" w:uiPriority="46"/>
+    <w:lsdException w:name="Grid Table 2 Accent 6" w:uiPriority="47"/>
+    <w:lsdException w:name="Grid Table 3 Accent 6" w:uiPriority="48"/>
+    <w:lsdException w:name="Grid Table 4 Accent 6" w:uiPriority="49"/>
+    <w:lsdException w:name="Grid Table 5 Dark Accent 6" w:uiPriority="50"/>
+    <w:lsdException w:name="Grid Table 6 Colorful Accent 6" w:uiPriority="51"/>
+    <w:lsdException w:name="Grid Table 7 Colorful Accent 6" w:uiPriority="52"/>
+    <w:lsdException w:name="List Table 1 Light" w:uiPriority="46"/>
+    <w:lsdException w:name="List Table 2" w:uiPriority="47"/>
+    <w:lsdException w:name="List Table 3" w:uiPriority="48"/>
+    <w:lsdException w:name="List Table 4" w:uiPriority="49"/>
+    <w:lsdException w:name="List Table 5 Dark" w:uiPriority="50"/>
+    <w:lsdException w:name="List Table 6 Colorful" w:uiPriority="51"/>
+    <w:lsdException w:name="List Table 7 Colorful" w:uiPriority="52"/>
+    <w:lsdException w:name="List Table 1 Light Accent 1" w:uiPriority="46"/>
+    <w:lsdException w:name="List Table 2 Accent 1" w:uiPriority="47"/>
+    <w:lsdException w:name="List Table 3 Accent 1" w:uiPriority="48"/>
+    <w:lsdException w:name="List Table 4 Accent 1" w:uiPriority="49"/>
+    <w:lsdException w:name="List Table 5 Dark Accent 1" w:uiPriority="50"/>
+    <w:lsdException w:name="List Table 6 Colorful Accent 1" w:uiPriority="51"/>
+    <w:lsdException w:name="List Table 7 Colorful Accent 1" w:uiPriority="52"/>
+    <w:lsdException w:name="List Table 1 Light Accent 2" w:uiPriority="46"/>
+    <w:lsdException w:name="List Table 2 Accent 2" w:uiPriority="47"/>
+    <w:lsdException w:name="List Table 3 Accent 2" w:uiPriority="48"/>
+    <w:lsdException w:name="List Table 4 Accent 2" w:uiPriority="49"/>
+    <w:lsdException w:name="List Table 5 Dark Accent 2" w:uiPriority="50"/>
+    <w:lsdException w:name="List Table 6 Colorful Accent 2" w:uiPriority="51"/>
+    <w:lsdException w:name="List Table 7 Colorful Accent 2" w:uiPriority="52"/>
+    <w:lsdException w:name="List Table 1 Light Accent 3" w:uiPriority="46"/>
+    <w:lsdException w:name="List Table 2 Accent 3" w:uiPriority="47"/>
+    <w:lsdException w:name="List Table 3 Accent 3" w:uiPriority="48"/>
+    <w:lsdException w:name="List Table 4 Accent 3" w:uiPriority="49"/>
+    <w:lsdException w:name="List Table 5 Dark Accent 3" w:uiPriority="50"/>
+    <w:lsdException w:name="List Table 6 Colorful Accent 3" w:uiPriority="51"/>
+    <w:lsdException w:name="List Table 7 Colorful Accent 3" w:uiPriority="52"/>
+    <w:lsdException w:name="List Table 1 Light Accent 4" w:uiPriority="46"/>
+    <w:lsdException w:name="List Table 2 Accent 4" w:uiPriority="47"/>
+    <w:lsdException w:name="List Table 3 Accent 4" w:uiPriority="48"/>
+    <w:lsdException w:name="List Table 4 Accent 4" w:uiPriority="49"/>
+    <w:lsdException w:name="List Table 5 Dark Accent 4" w:uiPriority="50"/>
+    <w:lsdException w:name="List Table 6 Colorful Accent 4" w:uiPriority="51"/>
+    <w:lsdException w:name="List Table 7 Colorful Accent 4" w:uiPriority="52"/>
+    <w:lsdException w:name="List Table 1 Light Accent 5" w:uiPriority="46"/>
+    <w:lsdException w:name="List Table 2 Accent 5" w:uiPriority="47"/>
+    <w:lsdException w:name="List Table 3 Accent 5" w:uiPriority="48"/>
+    <w:lsdException w:name="List Table 4 Accent 5" w:uiPriority="49"/>
+    <w:lsdException w:name="List Table 5 Dark Accent 5" w:uiPriority="50"/>
+    <w:lsdException w:name="List Table 6 Colorful Accent 5" w:uiPriority="51"/>
+    <w:lsdException w:name="List Table 7 Colorful Accent 5" w:uiPriority="52"/>
+    <w:lsdException w:name="List Table 1 Light Accent 6" w:uiPriority="46"/>
+    <w:lsdException w:name="List Table 2 Accent 6" w:uiPriority="47"/>
+    <w:lsdException w:name="List Table 3 Accent 6" w:uiPriority="48"/>
+    <w:lsdException w:name="List Table 4 Accent 6" w:uiPriority="49"/>
+    <w:lsdException w:name="List Table 5 Dark Accent 6" w:uiPriority="50"/>
+    <w:lsdException w:name="List Table 6 Colorful Accent 6" w:uiPriority="51"/>
+    <w:lsdException w:name="List Table 7 Colorful Accent 6" w:uiPriority="52"/>
+    <w:lsdException w:name="Mention" w:semiHidden="1" w:uiPriority="99" w:unhideWhenUsed="1"/>
+    <w:lsdException w:name="Smart Hyperlink" w:semiHidden="1" w:uiPriority="99" w:unhideWhenUsed="1"/>
+    <w:lsdException w:name="Hashtag" w:semiHidden="1" w:uiPriority="99" w:unhideWhenUsed="1"/>
+    <w:lsdException w:name="Unresolved Mention" w:semiHidden="1" w:uiPriority="99" w:unhideWhenUsed="1"/>
+    <w:lsdException w:name="Smart Link" w:semiHidden="1" w:uiPriority="99" w:unhideWhenUsed="1"/>
+  </w:latentStyles>
+  <w:style w:type="paragraph" w:default="1" w:styleId="a">
     <w:name w:val="Normal"/>
     <w:qFormat/>
   </w:style>
-  <w:style w:styleId="BodyText" w:type="paragraph">
-    <w:name w:val="Body Text"/>
-    <w:basedOn w:val="Normal"/>
-    <w:link w:val="BodyTextChar"/>
-    <w:qFormat/>
-    <w:pPr>
-      <w:spacing w:after="180" w:before="180"/>
-    </w:pPr>
-  </w:style>
-  <w:style w:customStyle="1" w:styleId="FirstParagraph" w:type="paragraph">
-    <w:name w:val="First Paragraph"/>
-    <w:basedOn w:val="BodyText"/>
-    <w:next w:val="BodyText"/>
-    <w:qFormat/>
-  </w:style>
-  <w:style w:customStyle="1" w:styleId="Compact" w:type="paragraph">
-    <w:name w:val="Compact"/>
-    <w:basedOn w:val="BodyText"/>
-    <w:qFormat/>
-    <w:pPr>
-      <w:spacing w:after="36" w:before="36"/>
-    </w:pPr>
-  </w:style>
-  <w:style w:styleId="Title" w:type="paragraph">
-    <w:name w:val="Title"/>
-    <w:basedOn w:val="Normal"/>
-    <w:next w:val="BodyText"/>
-    <w:link w:val="TitleChar"/>
-    <w:uiPriority w:val="10"/>
-    <w:qFormat/>
-    <w:rsid w:val="00A10FD9"/>
-    <w:pPr>
-      <w:spacing w:after="80" w:line="240" w:lineRule="auto"/>
-      <w:contextualSpacing/>
-      <w:jc w:val="center"/>
-    </w:pPr>
-    <w:rPr>
-      <w:rFonts w:asciiTheme="majorHAnsi" w:cstheme="majorBidi" w:eastAsiaTheme="majorEastAsia" w:hAnsiTheme="majorHAnsi"/>
-      <w:sz w:val="56"/>
-      <w:szCs w:val="56"/>
-    </w:rPr>
-  </w:style>
-  <w:style w:customStyle="1" w:styleId="TitleChar" w:type="character">
-    <w:name w:val="Title Char"/>
-    <w:basedOn w:val="DefaultParagraphFont"/>
-    <w:link w:val="Title"/>
-    <w:uiPriority w:val="10"/>
-    <w:rsid w:val="00A10FD9"/>
-    <w:rPr>
-      <w:rFonts w:asciiTheme="majorHAnsi" w:cstheme="majorBidi" w:eastAsiaTheme="majorEastAsia" w:hAnsiTheme="majorHAnsi"/>
-      <w:sz w:val="56"/>
-      <w:szCs w:val="56"/>
-    </w:rPr>
-  </w:style>
-  <w:style w:styleId="Subtitle" w:type="paragraph">
-    <w:name w:val="Subtitle"/>
-    <w:basedOn w:val="Title"/>
-    <w:next w:val="BodyText"/>
-    <w:link w:val="SubtitleChar"/>
-    <w:uiPriority w:val="11"/>
-    <w:qFormat/>
-    <w:rsid w:val="00A10FD9"/>
-    <w:pPr>
-      <w:numPr>
-        <w:ilvl w:val="1"/>
-      </w:numPr>
-    </w:pPr>
-    <w:rPr>
-      <w:rFonts w:cstheme="majorBidi" w:eastAsiaTheme="majorEastAsia"/>
-      <w:spacing w:val="15"/>
-      <w:sz w:val="28"/>
-      <w:szCs w:val="28"/>
-    </w:rPr>
-  </w:style>
-  <w:style w:customStyle="1" w:styleId="SubtitleChar" w:type="character">
-    <w:name w:val="Subtitle Char"/>
-    <w:basedOn w:val="DefaultParagraphFont"/>
-    <w:link w:val="Subtitle"/>
-    <w:uiPriority w:val="11"/>
-    <w:rsid w:val="00A10FD9"/>
-    <w:rPr>
-      <w:rFonts w:cstheme="majorBidi" w:eastAsiaTheme="majorEastAsia"/>
-      <w:color w:themeColor="text1" w:themeTint="A6" w:val="595959"/>
-      <w:spacing w:val="15"/>
-      <w:sz w:val="28"/>
-      <w:szCs w:val="28"/>
-    </w:rPr>
-  </w:style>
-  <w:style w:customStyle="1" w:styleId="Author" w:type="paragraph">
-    <w:name w:val="Author"/>
-    <w:basedOn w:val="Title"/>
-    <w:next w:val="BodyText"/>
-    <w:qFormat/>
-    <w:pPr>
-      <w:keepNext/>
-      <w:keepLines/>
-    </w:pPr>
-    <w:rPr>
-      <w:sz w:val="24"/>
-      <w:szCs w:val="24"/>
-    </w:rPr>
-  </w:style>
-  <w:style w:styleId="Date" w:type="paragraph">
-    <w:name w:val="Date"/>
-    <w:basedOn w:val="Title"/>
-    <w:next w:val="BodyText"/>
-    <w:qFormat/>
-    <w:pPr>
-      <w:keepNext/>
-      <w:keepLines/>
-    </w:pPr>
-    <w:rPr>
-      <w:sz w:val="24"/>
-      <w:szCs w:val="24"/>
-    </w:rPr>
-  </w:style>
-  <w:style w:customStyle="1" w:styleId="AbstractTitle" w:type="paragraph">
-    <w:name w:val="Abstract Title"/>
-    <w:basedOn w:val="Normal"/>
-    <w:next w:val="Abstract"/>
-    <w:qFormat/>
-    <w:pPr>
-      <w:keepNext/>
-      <w:keepLines/>
-      <w:spacing w:after="0" w:before="300"/>
-      <w:jc w:val="center"/>
-    </w:pPr>
-    <w:rPr>
-      <w:b/>
-      <w:sz w:val="20"/>
-      <w:szCs w:val="20"/>
-    </w:rPr>
-  </w:style>
-  <w:style w:customStyle="1" w:styleId="Abstract" w:type="paragraph">
-    <w:name w:val="Abstract"/>
-    <w:basedOn w:val="Normal"/>
-    <w:next w:val="BodyText"/>
-    <w:qFormat/>
-    <w:pPr>
-      <w:keepNext/>
-      <w:keepLines/>
-      <w:spacing w:after="300" w:before="100"/>
-    </w:pPr>
-    <w:rPr>
-      <w:sz w:val="20"/>
-      <w:szCs w:val="20"/>
-    </w:rPr>
-  </w:style>
-  <w:style w:styleId="Bibliography" w:type="paragraph">
-    <w:name w:val="Bibliography"/>
-    <w:basedOn w:val="Normal"/>
-    <w:next w:val="Bibliography"/>
-    <w:qFormat/>
-    <w:pPr/>
-    <w:rPr/>
-  </w:style>
-  <w:style w:styleId="Heading1" w:type="paragraph">
+  <w:style w:type="paragraph" w:styleId="1">
     <w:name w:val="heading 1"/>
-    <w:basedOn w:val="Normal"/>
-    <w:next w:val="BodyText"/>
-    <w:link w:val="Heading1Char"/>
+    <w:basedOn w:val="a"/>
+    <w:next w:val="a0"/>
+    <w:link w:val="10"/>
     <w:uiPriority w:val="9"/>
     <w:qFormat/>
     <w:rsid w:val="00A10FD9"/>
     <w:pPr>
       <w:keepNext/>
       <w:keepLines/>
-      <w:spacing w:after="80" w:before="360"/>
+      <w:spacing w:before="360" w:after="80"/>
       <w:outlineLvl w:val="0"/>
     </w:pPr>
     <w:rPr>
-      <w:rFonts w:asciiTheme="majorHAnsi" w:cstheme="majorBidi" w:eastAsiaTheme="majorEastAsia" w:hAnsiTheme="majorHAnsi"/>
-      <w:color w:themeColor="accent1" w:themeShade="BF" w:val="0F4761"/>
+      <w:rFonts w:asciiTheme="majorHAnsi" w:eastAsiaTheme="majorEastAsia" w:hAnsiTheme="majorHAnsi" w:cstheme="majorBidi"/>
+      <w:color w:val="0F4761" w:themeColor="accent1" w:themeShade="BF"/>
       <w:sz w:val="40"/>
       <w:szCs w:val="40"/>
     </w:rPr>
   </w:style>
-  <w:style w:styleId="Heading2" w:type="paragraph">
+  <w:style w:type="paragraph" w:styleId="2">
     <w:name w:val="heading 2"/>
-    <w:basedOn w:val="Normal"/>
-    <w:next w:val="BodyText"/>
-    <w:link w:val="Heading2Char"/>
+    <w:basedOn w:val="a"/>
+    <w:next w:val="a0"/>
+    <w:link w:val="20"/>
     <w:uiPriority w:val="9"/>
     <w:semiHidden/>
     <w:unhideWhenUsed/>
@@ -1791,21 +1597,21 @@
     <w:pPr>
       <w:keepNext/>
       <w:keepLines/>
-      <w:spacing w:after="80" w:before="160"/>
+      <w:spacing w:before="160" w:after="80"/>
       <w:outlineLvl w:val="1"/>
     </w:pPr>
     <w:rPr>
-      <w:rFonts w:asciiTheme="majorHAnsi" w:cstheme="majorBidi" w:eastAsiaTheme="majorEastAsia" w:hAnsiTheme="majorHAnsi"/>
-      <w:color w:themeColor="accent1" w:themeShade="BF" w:val="0F4761"/>
+      <w:rFonts w:asciiTheme="majorHAnsi" w:eastAsiaTheme="majorEastAsia" w:hAnsiTheme="majorHAnsi" w:cstheme="majorBidi"/>
+      <w:color w:val="0F4761" w:themeColor="accent1" w:themeShade="BF"/>
       <w:sz w:val="32"/>
       <w:szCs w:val="32"/>
     </w:rPr>
   </w:style>
-  <w:style w:styleId="Heading3" w:type="paragraph">
+  <w:style w:type="paragraph" w:styleId="3">
     <w:name w:val="heading 3"/>
-    <w:basedOn w:val="Normal"/>
-    <w:next w:val="BodyText"/>
-    <w:link w:val="Heading3Char"/>
+    <w:basedOn w:val="a"/>
+    <w:next w:val="a0"/>
+    <w:link w:val="30"/>
     <w:uiPriority w:val="9"/>
     <w:semiHidden/>
     <w:unhideWhenUsed/>
@@ -1814,21 +1620,21 @@
     <w:pPr>
       <w:keepNext/>
       <w:keepLines/>
-      <w:spacing w:after="80" w:before="160"/>
+      <w:spacing w:before="160" w:after="80"/>
       <w:outlineLvl w:val="2"/>
     </w:pPr>
     <w:rPr>
-      <w:rFonts w:cstheme="majorBidi" w:eastAsiaTheme="majorEastAsia"/>
-      <w:color w:themeColor="accent1" w:themeShade="BF" w:val="0F4761"/>
+      <w:rFonts w:eastAsiaTheme="majorEastAsia" w:cstheme="majorBidi"/>
+      <w:color w:val="0F4761" w:themeColor="accent1" w:themeShade="BF"/>
       <w:sz w:val="28"/>
       <w:szCs w:val="28"/>
     </w:rPr>
   </w:style>
-  <w:style w:styleId="Heading4" w:type="paragraph">
+  <w:style w:type="paragraph" w:styleId="4">
     <w:name w:val="heading 4"/>
-    <w:basedOn w:val="Normal"/>
-    <w:next w:val="BodyText"/>
-    <w:link w:val="Heading4Char"/>
+    <w:basedOn w:val="a"/>
+    <w:next w:val="a0"/>
+    <w:link w:val="40"/>
     <w:uiPriority w:val="9"/>
     <w:semiHidden/>
     <w:unhideWhenUsed/>
@@ -1837,21 +1643,21 @@
     <w:pPr>
       <w:keepNext/>
       <w:keepLines/>
-      <w:spacing w:after="40" w:before="80"/>
+      <w:spacing w:before="80" w:after="40"/>
       <w:outlineLvl w:val="3"/>
     </w:pPr>
     <w:rPr>
-      <w:rFonts w:cstheme="majorBidi" w:eastAsiaTheme="majorEastAsia"/>
+      <w:rFonts w:eastAsiaTheme="majorEastAsia" w:cstheme="majorBidi"/>
       <w:i/>
       <w:iCs/>
-      <w:color w:themeColor="accent1" w:themeShade="BF" w:val="0F4761"/>
-    </w:rPr>
-  </w:style>
-  <w:style w:styleId="Heading5" w:type="paragraph">
+      <w:color w:val="0F4761" w:themeColor="accent1" w:themeShade="BF"/>
+    </w:rPr>
+  </w:style>
+  <w:style w:type="paragraph" w:styleId="5">
     <w:name w:val="heading 5"/>
-    <w:basedOn w:val="Normal"/>
-    <w:next w:val="BodyText"/>
-    <w:link w:val="Heading5Char"/>
+    <w:basedOn w:val="a"/>
+    <w:next w:val="a0"/>
+    <w:link w:val="50"/>
     <w:uiPriority w:val="9"/>
     <w:semiHidden/>
     <w:unhideWhenUsed/>
@@ -1860,19 +1666,19 @@
     <w:pPr>
       <w:keepNext/>
       <w:keepLines/>
-      <w:spacing w:after="40" w:before="80"/>
+      <w:spacing w:before="80" w:after="40"/>
       <w:outlineLvl w:val="4"/>
     </w:pPr>
     <w:rPr>
-      <w:rFonts w:cstheme="majorBidi" w:eastAsiaTheme="majorEastAsia"/>
-      <w:color w:themeColor="accent1" w:themeShade="BF" w:val="0F4761"/>
-    </w:rPr>
-  </w:style>
-  <w:style w:styleId="Heading6" w:type="paragraph">
+      <w:rFonts w:eastAsiaTheme="majorEastAsia" w:cstheme="majorBidi"/>
+      <w:color w:val="0F4761" w:themeColor="accent1" w:themeShade="BF"/>
+    </w:rPr>
+  </w:style>
+  <w:style w:type="paragraph" w:styleId="6">
     <w:name w:val="heading 6"/>
-    <w:basedOn w:val="Normal"/>
-    <w:next w:val="BodyText"/>
-    <w:link w:val="Heading6Char"/>
+    <w:basedOn w:val="a"/>
+    <w:next w:val="a0"/>
+    <w:link w:val="60"/>
     <w:uiPriority w:val="9"/>
     <w:semiHidden/>
     <w:unhideWhenUsed/>
@@ -1881,21 +1687,21 @@
     <w:pPr>
       <w:keepNext/>
       <w:keepLines/>
-      <w:spacing w:after="0" w:before="40"/>
+      <w:spacing w:before="40" w:after="0"/>
       <w:outlineLvl w:val="5"/>
     </w:pPr>
     <w:rPr>
-      <w:rFonts w:cstheme="majorBidi" w:eastAsiaTheme="majorEastAsia"/>
+      <w:rFonts w:eastAsiaTheme="majorEastAsia" w:cstheme="majorBidi"/>
       <w:i/>
       <w:iCs/>
-      <w:color w:themeColor="text1" w:themeTint="A6" w:val="595959"/>
-    </w:rPr>
-  </w:style>
-  <w:style w:styleId="Heading7" w:type="paragraph">
+      <w:color w:val="595959" w:themeColor="text1" w:themeTint="A6"/>
+    </w:rPr>
+  </w:style>
+  <w:style w:type="paragraph" w:styleId="7">
     <w:name w:val="heading 7"/>
-    <w:basedOn w:val="Normal"/>
-    <w:next w:val="BodyText"/>
-    <w:link w:val="Heading7Char"/>
+    <w:basedOn w:val="a"/>
+    <w:next w:val="a0"/>
+    <w:link w:val="70"/>
     <w:uiPriority w:val="9"/>
     <w:semiHidden/>
     <w:unhideWhenUsed/>
@@ -1904,19 +1710,19 @@
     <w:pPr>
       <w:keepNext/>
       <w:keepLines/>
-      <w:spacing w:after="0" w:before="40"/>
+      <w:spacing w:before="40" w:after="0"/>
       <w:outlineLvl w:val="6"/>
     </w:pPr>
     <w:rPr>
-      <w:rFonts w:cstheme="majorBidi" w:eastAsiaTheme="majorEastAsia"/>
-      <w:color w:themeColor="text1" w:themeTint="A6" w:val="595959"/>
-    </w:rPr>
-  </w:style>
-  <w:style w:styleId="Heading8" w:type="paragraph">
+      <w:rFonts w:eastAsiaTheme="majorEastAsia" w:cstheme="majorBidi"/>
+      <w:color w:val="595959" w:themeColor="text1" w:themeTint="A6"/>
+    </w:rPr>
+  </w:style>
+  <w:style w:type="paragraph" w:styleId="8">
     <w:name w:val="heading 8"/>
-    <w:basedOn w:val="Normal"/>
-    <w:next w:val="BodyText"/>
-    <w:link w:val="Heading8Char"/>
+    <w:basedOn w:val="a"/>
+    <w:next w:val="a0"/>
+    <w:link w:val="80"/>
     <w:uiPriority w:val="9"/>
     <w:semiHidden/>
     <w:unhideWhenUsed/>
@@ -1929,17 +1735,17 @@
       <w:outlineLvl w:val="7"/>
     </w:pPr>
     <w:rPr>
-      <w:rFonts w:cstheme="majorBidi" w:eastAsiaTheme="majorEastAsia"/>
+      <w:rFonts w:eastAsiaTheme="majorEastAsia" w:cstheme="majorBidi"/>
       <w:i/>
       <w:iCs/>
-      <w:color w:themeColor="text1" w:themeTint="D8" w:val="272727"/>
-    </w:rPr>
-  </w:style>
-  <w:style w:styleId="Heading9" w:type="paragraph">
+      <w:color w:val="272727" w:themeColor="text1" w:themeTint="D8"/>
+    </w:rPr>
+  </w:style>
+  <w:style w:type="paragraph" w:styleId="9">
     <w:name w:val="heading 9"/>
-    <w:basedOn w:val="Normal"/>
-    <w:next w:val="BodyText"/>
-    <w:link w:val="Heading9Char"/>
+    <w:basedOn w:val="a"/>
+    <w:next w:val="a0"/>
+    <w:link w:val="90"/>
     <w:uiPriority w:val="9"/>
     <w:semiHidden/>
     <w:unhideWhenUsed/>
@@ -1952,193 +1758,365 @@
       <w:outlineLvl w:val="8"/>
     </w:pPr>
     <w:rPr>
-      <w:rFonts w:cstheme="majorBidi" w:eastAsiaTheme="majorEastAsia"/>
-      <w:color w:themeColor="text1" w:themeTint="D8" w:val="272727"/>
-    </w:rPr>
-  </w:style>
-  <w:style w:customStyle="1" w:styleId="Heading1Char" w:type="character">
-    <w:name w:val="Heading 1 Char"/>
-    <w:basedOn w:val="DefaultParagraphFont"/>
-    <w:link w:val="Heading1"/>
+      <w:rFonts w:eastAsiaTheme="majorEastAsia" w:cstheme="majorBidi"/>
+      <w:color w:val="272727" w:themeColor="text1" w:themeTint="D8"/>
+    </w:rPr>
+  </w:style>
+  <w:style w:type="character" w:default="1" w:styleId="a1">
+    <w:name w:val="Default Paragraph Font"/>
+    <w:uiPriority w:val="1"/>
+    <w:semiHidden/>
+    <w:unhideWhenUsed/>
+  </w:style>
+  <w:style w:type="table" w:default="1" w:styleId="a2">
+    <w:name w:val="Normal Table"/>
+    <w:uiPriority w:val="99"/>
+    <w:semiHidden/>
+    <w:unhideWhenUsed/>
+    <w:tblPr>
+      <w:tblInd w:w="0" w:type="dxa"/>
+      <w:tblCellMar>
+        <w:top w:w="0" w:type="dxa"/>
+        <w:left w:w="108" w:type="dxa"/>
+        <w:bottom w:w="0" w:type="dxa"/>
+        <w:right w:w="108" w:type="dxa"/>
+      </w:tblCellMar>
+    </w:tblPr>
+  </w:style>
+  <w:style w:type="numbering" w:default="1" w:styleId="a3">
+    <w:name w:val="No List"/>
+    <w:uiPriority w:val="99"/>
+    <w:semiHidden/>
+    <w:unhideWhenUsed/>
+  </w:style>
+  <w:style w:type="paragraph" w:styleId="a0">
+    <w:name w:val="Body Text"/>
+    <w:basedOn w:val="a"/>
+    <w:qFormat/>
+    <w:pPr>
+      <w:spacing w:before="180" w:after="180"/>
+    </w:pPr>
+  </w:style>
+  <w:style w:type="paragraph" w:customStyle="1" w:styleId="FirstParagraph">
+    <w:name w:val="First Paragraph"/>
+    <w:basedOn w:val="a0"/>
+    <w:next w:val="a0"/>
+    <w:qFormat/>
+  </w:style>
+  <w:style w:type="paragraph" w:customStyle="1" w:styleId="Compact">
+    <w:name w:val="Compact"/>
+    <w:basedOn w:val="a0"/>
+    <w:qFormat/>
+    <w:pPr>
+      <w:spacing w:before="36" w:after="36"/>
+    </w:pPr>
+  </w:style>
+  <w:style w:type="paragraph" w:styleId="a4">
+    <w:name w:val="Title"/>
+    <w:basedOn w:val="a"/>
+    <w:next w:val="a0"/>
+    <w:link w:val="a5"/>
+    <w:uiPriority w:val="10"/>
+    <w:qFormat/>
+    <w:rsid w:val="00A10FD9"/>
+    <w:pPr>
+      <w:spacing w:after="80"/>
+      <w:contextualSpacing/>
+      <w:jc w:val="center"/>
+    </w:pPr>
+    <w:rPr>
+      <w:rFonts w:asciiTheme="majorHAnsi" w:eastAsiaTheme="majorEastAsia" w:hAnsiTheme="majorHAnsi" w:cstheme="majorBidi"/>
+      <w:sz w:val="56"/>
+      <w:szCs w:val="56"/>
+    </w:rPr>
+  </w:style>
+  <w:style w:type="character" w:customStyle="1" w:styleId="a5">
+    <w:name w:val="表題 (文字)"/>
+    <w:basedOn w:val="a1"/>
+    <w:link w:val="a4"/>
+    <w:uiPriority w:val="10"/>
+    <w:rsid w:val="00A10FD9"/>
+    <w:rPr>
+      <w:rFonts w:asciiTheme="majorHAnsi" w:eastAsiaTheme="majorEastAsia" w:hAnsiTheme="majorHAnsi" w:cstheme="majorBidi"/>
+      <w:sz w:val="56"/>
+      <w:szCs w:val="56"/>
+    </w:rPr>
+  </w:style>
+  <w:style w:type="paragraph" w:styleId="a6">
+    <w:name w:val="Subtitle"/>
+    <w:basedOn w:val="a4"/>
+    <w:next w:val="a0"/>
+    <w:link w:val="a7"/>
+    <w:uiPriority w:val="11"/>
+    <w:qFormat/>
+    <w:rsid w:val="00A10FD9"/>
+    <w:pPr>
+      <w:numPr>
+        <w:ilvl w:val="1"/>
+      </w:numPr>
+    </w:pPr>
+    <w:rPr>
+      <w:spacing w:val="15"/>
+      <w:sz w:val="28"/>
+      <w:szCs w:val="28"/>
+    </w:rPr>
+  </w:style>
+  <w:style w:type="character" w:customStyle="1" w:styleId="a7">
+    <w:name w:val="副題 (文字)"/>
+    <w:basedOn w:val="a1"/>
+    <w:link w:val="a6"/>
+    <w:uiPriority w:val="11"/>
+    <w:rsid w:val="00A10FD9"/>
+    <w:rPr>
+      <w:rFonts w:eastAsiaTheme="majorEastAsia" w:cstheme="majorBidi"/>
+      <w:color w:val="595959" w:themeColor="text1" w:themeTint="A6"/>
+      <w:spacing w:val="15"/>
+      <w:sz w:val="28"/>
+      <w:szCs w:val="28"/>
+    </w:rPr>
+  </w:style>
+  <w:style w:type="paragraph" w:customStyle="1" w:styleId="Author">
+    <w:name w:val="Author"/>
+    <w:basedOn w:val="a4"/>
+    <w:next w:val="a0"/>
+    <w:qFormat/>
+    <w:pPr>
+      <w:keepNext/>
+      <w:keepLines/>
+    </w:pPr>
+    <w:rPr>
+      <w:sz w:val="24"/>
+      <w:szCs w:val="24"/>
+    </w:rPr>
+  </w:style>
+  <w:style w:type="paragraph" w:styleId="a8">
+    <w:name w:val="Date"/>
+    <w:basedOn w:val="a4"/>
+    <w:next w:val="a0"/>
+    <w:qFormat/>
+    <w:pPr>
+      <w:keepNext/>
+      <w:keepLines/>
+    </w:pPr>
+    <w:rPr>
+      <w:sz w:val="24"/>
+      <w:szCs w:val="24"/>
+    </w:rPr>
+  </w:style>
+  <w:style w:type="paragraph" w:customStyle="1" w:styleId="AbstractTitle">
+    <w:name w:val="Abstract Title"/>
+    <w:basedOn w:val="a"/>
+    <w:next w:val="Abstract"/>
+    <w:qFormat/>
+    <w:pPr>
+      <w:keepNext/>
+      <w:keepLines/>
+      <w:spacing w:before="300" w:after="0"/>
+      <w:jc w:val="center"/>
+    </w:pPr>
+    <w:rPr>
+      <w:b/>
+      <w:sz w:val="20"/>
+      <w:szCs w:val="20"/>
+    </w:rPr>
+  </w:style>
+  <w:style w:type="paragraph" w:customStyle="1" w:styleId="Abstract">
+    <w:name w:val="Abstract"/>
+    <w:basedOn w:val="a"/>
+    <w:next w:val="a0"/>
+    <w:qFormat/>
+    <w:pPr>
+      <w:keepNext/>
+      <w:keepLines/>
+      <w:spacing w:before="100" w:after="300"/>
+    </w:pPr>
+    <w:rPr>
+      <w:sz w:val="20"/>
+      <w:szCs w:val="20"/>
+    </w:rPr>
+  </w:style>
+  <w:style w:type="paragraph" w:styleId="a9">
+    <w:name w:val="Bibliography"/>
+    <w:basedOn w:val="a"/>
+    <w:qFormat/>
+  </w:style>
+  <w:style w:type="character" w:customStyle="1" w:styleId="10">
+    <w:name w:val="見出し 1 (文字)"/>
+    <w:basedOn w:val="a1"/>
+    <w:link w:val="1"/>
     <w:uiPriority w:val="9"/>
     <w:rsid w:val="00A10FD9"/>
     <w:rPr>
-      <w:rFonts w:asciiTheme="majorHAnsi" w:cstheme="majorBidi" w:eastAsiaTheme="majorEastAsia" w:hAnsiTheme="majorHAnsi"/>
-      <w:color w:themeColor="accent1" w:themeShade="BF" w:val="0F4761"/>
+      <w:rFonts w:asciiTheme="majorHAnsi" w:eastAsiaTheme="majorEastAsia" w:hAnsiTheme="majorHAnsi" w:cstheme="majorBidi"/>
+      <w:color w:val="0F4761" w:themeColor="accent1" w:themeShade="BF"/>
       <w:sz w:val="40"/>
       <w:szCs w:val="40"/>
     </w:rPr>
   </w:style>
-  <w:style w:customStyle="1" w:styleId="Heading2Char" w:type="character">
-    <w:name w:val="Heading 2 Char"/>
-    <w:basedOn w:val="DefaultParagraphFont"/>
-    <w:link w:val="Heading2"/>
+  <w:style w:type="character" w:customStyle="1" w:styleId="20">
+    <w:name w:val="見出し 2 (文字)"/>
+    <w:basedOn w:val="a1"/>
+    <w:link w:val="2"/>
     <w:uiPriority w:val="9"/>
     <w:semiHidden/>
     <w:rsid w:val="00A10FD9"/>
     <w:rPr>
-      <w:rFonts w:asciiTheme="majorHAnsi" w:cstheme="majorBidi" w:eastAsiaTheme="majorEastAsia" w:hAnsiTheme="majorHAnsi"/>
-      <w:color w:themeColor="accent1" w:themeShade="BF" w:val="0F4761"/>
+      <w:rFonts w:asciiTheme="majorHAnsi" w:eastAsiaTheme="majorEastAsia" w:hAnsiTheme="majorHAnsi" w:cstheme="majorBidi"/>
+      <w:color w:val="0F4761" w:themeColor="accent1" w:themeShade="BF"/>
       <w:sz w:val="32"/>
       <w:szCs w:val="32"/>
     </w:rPr>
   </w:style>
-  <w:style w:customStyle="1" w:styleId="Heading3Char" w:type="character">
-    <w:name w:val="Heading 3 Char"/>
-    <w:basedOn w:val="DefaultParagraphFont"/>
-    <w:link w:val="Heading3"/>
+  <w:style w:type="character" w:customStyle="1" w:styleId="30">
+    <w:name w:val="見出し 3 (文字)"/>
+    <w:basedOn w:val="a1"/>
+    <w:link w:val="3"/>
     <w:uiPriority w:val="9"/>
     <w:semiHidden/>
     <w:rsid w:val="00A10FD9"/>
     <w:rPr>
-      <w:rFonts w:cstheme="majorBidi" w:eastAsiaTheme="majorEastAsia"/>
-      <w:color w:themeColor="accent1" w:themeShade="BF" w:val="0F4761"/>
+      <w:rFonts w:eastAsiaTheme="majorEastAsia" w:cstheme="majorBidi"/>
+      <w:color w:val="0F4761" w:themeColor="accent1" w:themeShade="BF"/>
       <w:sz w:val="28"/>
       <w:szCs w:val="28"/>
     </w:rPr>
   </w:style>
-  <w:style w:customStyle="1" w:styleId="Heading4Char" w:type="character">
-    <w:name w:val="Heading 4 Char"/>
-    <w:basedOn w:val="DefaultParagraphFont"/>
-    <w:link w:val="Heading4"/>
+  <w:style w:type="character" w:customStyle="1" w:styleId="40">
+    <w:name w:val="見出し 4 (文字)"/>
+    <w:basedOn w:val="a1"/>
+    <w:link w:val="4"/>
     <w:uiPriority w:val="9"/>
     <w:semiHidden/>
     <w:rsid w:val="00A10FD9"/>
     <w:rPr>
-      <w:rFonts w:cstheme="majorBidi" w:eastAsiaTheme="majorEastAsia"/>
+      <w:rFonts w:eastAsiaTheme="majorEastAsia" w:cstheme="majorBidi"/>
       <w:i/>
       <w:iCs/>
-      <w:color w:themeColor="accent1" w:themeShade="BF" w:val="0F4761"/>
-    </w:rPr>
-  </w:style>
-  <w:style w:customStyle="1" w:styleId="Heading5Char" w:type="character">
-    <w:name w:val="Heading 5 Char"/>
-    <w:basedOn w:val="DefaultParagraphFont"/>
-    <w:link w:val="Heading5"/>
+      <w:color w:val="0F4761" w:themeColor="accent1" w:themeShade="BF"/>
+    </w:rPr>
+  </w:style>
+  <w:style w:type="character" w:customStyle="1" w:styleId="50">
+    <w:name w:val="見出し 5 (文字)"/>
+    <w:basedOn w:val="a1"/>
+    <w:link w:val="5"/>
     <w:uiPriority w:val="9"/>
     <w:semiHidden/>
     <w:rsid w:val="00A10FD9"/>
     <w:rPr>
-      <w:rFonts w:cstheme="majorBidi" w:eastAsiaTheme="majorEastAsia"/>
-      <w:color w:themeColor="accent1" w:themeShade="BF" w:val="0F4761"/>
-    </w:rPr>
-  </w:style>
-  <w:style w:customStyle="1" w:styleId="Heading6Char" w:type="character">
-    <w:name w:val="Heading 6 Char"/>
-    <w:basedOn w:val="DefaultParagraphFont"/>
-    <w:link w:val="Heading6"/>
+      <w:rFonts w:eastAsiaTheme="majorEastAsia" w:cstheme="majorBidi"/>
+      <w:color w:val="0F4761" w:themeColor="accent1" w:themeShade="BF"/>
+    </w:rPr>
+  </w:style>
+  <w:style w:type="character" w:customStyle="1" w:styleId="60">
+    <w:name w:val="見出し 6 (文字)"/>
+    <w:basedOn w:val="a1"/>
+    <w:link w:val="6"/>
     <w:uiPriority w:val="9"/>
     <w:semiHidden/>
     <w:rsid w:val="00A10FD9"/>
     <w:rPr>
-      <w:rFonts w:cstheme="majorBidi" w:eastAsiaTheme="majorEastAsia"/>
+      <w:rFonts w:eastAsiaTheme="majorEastAsia" w:cstheme="majorBidi"/>
       <w:i/>
       <w:iCs/>
-      <w:color w:themeColor="text1" w:themeTint="A6" w:val="595959"/>
-    </w:rPr>
-  </w:style>
-  <w:style w:customStyle="1" w:styleId="Heading7Char" w:type="character">
-    <w:name w:val="Heading 7 Char"/>
-    <w:basedOn w:val="DefaultParagraphFont"/>
-    <w:link w:val="Heading7"/>
+      <w:color w:val="595959" w:themeColor="text1" w:themeTint="A6"/>
+    </w:rPr>
+  </w:style>
+  <w:style w:type="character" w:customStyle="1" w:styleId="70">
+    <w:name w:val="見出し 7 (文字)"/>
+    <w:basedOn w:val="a1"/>
+    <w:link w:val="7"/>
     <w:uiPriority w:val="9"/>
     <w:semiHidden/>
     <w:rsid w:val="00A10FD9"/>
     <w:rPr>
-      <w:rFonts w:cstheme="majorBidi" w:eastAsiaTheme="majorEastAsia"/>
-      <w:color w:themeColor="text1" w:themeTint="A6" w:val="595959"/>
-    </w:rPr>
-  </w:style>
-  <w:style w:customStyle="1" w:styleId="Heading8Char" w:type="character">
-    <w:name w:val="Heading 8 Char"/>
-    <w:basedOn w:val="DefaultParagraphFont"/>
-    <w:link w:val="Heading8"/>
+      <w:rFonts w:eastAsiaTheme="majorEastAsia" w:cstheme="majorBidi"/>
+      <w:color w:val="595959" w:themeColor="text1" w:themeTint="A6"/>
+    </w:rPr>
+  </w:style>
+  <w:style w:type="character" w:customStyle="1" w:styleId="80">
+    <w:name w:val="見出し 8 (文字)"/>
+    <w:basedOn w:val="a1"/>
+    <w:link w:val="8"/>
     <w:uiPriority w:val="9"/>
     <w:semiHidden/>
     <w:rsid w:val="00A10FD9"/>
     <w:rPr>
-      <w:rFonts w:cstheme="majorBidi" w:eastAsiaTheme="majorEastAsia"/>
+      <w:rFonts w:eastAsiaTheme="majorEastAsia" w:cstheme="majorBidi"/>
       <w:i/>
       <w:iCs/>
-      <w:color w:themeColor="text1" w:themeTint="D8" w:val="272727"/>
-    </w:rPr>
-  </w:style>
-  <w:style w:customStyle="1" w:styleId="Heading9Char" w:type="character">
-    <w:name w:val="Heading 9 Char"/>
-    <w:basedOn w:val="DefaultParagraphFont"/>
-    <w:link w:val="Heading9"/>
+      <w:color w:val="272727" w:themeColor="text1" w:themeTint="D8"/>
+    </w:rPr>
+  </w:style>
+  <w:style w:type="character" w:customStyle="1" w:styleId="90">
+    <w:name w:val="見出し 9 (文字)"/>
+    <w:basedOn w:val="a1"/>
+    <w:link w:val="9"/>
     <w:uiPriority w:val="9"/>
     <w:semiHidden/>
     <w:rsid w:val="00A10FD9"/>
     <w:rPr>
-      <w:rFonts w:cstheme="majorBidi" w:eastAsiaTheme="majorEastAsia"/>
-      <w:color w:themeColor="text1" w:themeTint="D8" w:val="272727"/>
-    </w:rPr>
-  </w:style>
-  <w:style w:styleId="BlockText" w:type="paragraph">
+      <w:rFonts w:eastAsiaTheme="majorEastAsia" w:cstheme="majorBidi"/>
+      <w:color w:val="272727" w:themeColor="text1" w:themeTint="D8"/>
+    </w:rPr>
+  </w:style>
+  <w:style w:type="paragraph" w:styleId="aa">
     <w:name w:val="Block Text"/>
-    <w:basedOn w:val="BodyText"/>
-    <w:next w:val="BodyText"/>
+    <w:basedOn w:val="a0"/>
+    <w:next w:val="a0"/>
     <w:uiPriority w:val="9"/>
     <w:unhideWhenUsed/>
     <w:qFormat/>
     <w:pPr>
-      <w:spacing w:after="100" w:before="100"/>
-      <w:ind w:firstLine="0" w:left="480" w:right="480"/>
+      <w:spacing w:before="100" w:after="100"/>
+      <w:ind w:left="480" w:right="480"/>
     </w:pPr>
   </w:style>
-  <w:style w:styleId="FootnoteText" w:type="paragraph">
-    <w:name w:val="Footnote Text"/>
-    <w:basedOn w:val="Normal"/>
-    <w:next w:val="FootnoteText"/>
+  <w:style w:type="paragraph" w:styleId="ab">
+    <w:name w:val="footnote text"/>
+    <w:basedOn w:val="a"/>
     <w:uiPriority w:val="9"/>
     <w:unhideWhenUsed/>
     <w:qFormat/>
   </w:style>
-  <w:style w:styleId="FootnoteBlockText" w:type="paragraph">
+  <w:style w:type="paragraph" w:customStyle="1" w:styleId="FootnoteBlockText">
     <w:name w:val="Footnote Block Text"/>
-    <w:basedOn w:val="FootnoteText"/>
-    <w:next w:val="FootnoteText"/>
+    <w:basedOn w:val="ab"/>
+    <w:next w:val="ab"/>
     <w:uiPriority w:val="9"/>
     <w:unhideWhenUsed/>
     <w:qFormat/>
     <w:pPr>
-      <w:spacing w:after="100" w:before="100"/>
-      <w:ind w:firstLine="0" w:left="480" w:right="480"/>
+      <w:spacing w:before="100" w:after="100"/>
+      <w:ind w:left="480" w:right="480"/>
     </w:pPr>
   </w:style>
-  <w:style w:default="1" w:styleId="DefaultParagraphFont" w:type="character">
-    <w:name w:val="Default Paragraph Font"/>
-    <w:semiHidden/>
-    <w:unhideWhenUsed/>
-  </w:style>
-  <w:style w:default="1" w:styleId="Table" w:type="table">
+  <w:style w:type="table" w:customStyle="1" w:styleId="Table">
     <w:name w:val="Table"/>
-    <w:basedOn w:val="TableNormal"/>
     <w:semiHidden/>
     <w:unhideWhenUsed/>
     <w:qFormat/>
     <w:tblPr>
-      <w:tblInd w:type="dxa" w:w="0"/>
+      <w:tblInd w:w="0" w:type="dxa"/>
       <w:tblCellMar>
-        <w:top w:type="dxa" w:w="0"/>
-        <w:left w:type="dxa" w:w="108"/>
-        <w:bottom w:type="dxa" w:w="0"/>
-        <w:right w:type="dxa" w:w="108"/>
+        <w:top w:w="0" w:type="dxa"/>
+        <w:left w:w="108" w:type="dxa"/>
+        <w:bottom w:w="0" w:type="dxa"/>
+        <w:right w:w="108" w:type="dxa"/>
       </w:tblCellMar>
     </w:tblPr>
     <w:tblStylePr w:type="firstRow">
+      <w:tblPr/>
       <w:tcPr>
         <w:tcBorders>
-          <w:bottom w:val="single"/>
+          <w:bottom w:val="single" w:sz="0" w:space="0" w:color="auto"/>
         </w:tcBorders>
         <w:vAlign w:val="bottom"/>
       </w:tcPr>
     </w:tblStylePr>
   </w:style>
-  <w:style w:customStyle="1" w:styleId="DefinitionTerm" w:type="paragraph">
+  <w:style w:type="paragraph" w:customStyle="1" w:styleId="DefinitionTerm">
     <w:name w:val="Definition Term"/>
-    <w:basedOn w:val="Normal"/>
+    <w:basedOn w:val="a"/>
     <w:next w:val="Definition"/>
     <w:pPr>
       <w:keepNext/>
@@ -2149,78 +2127,79 @@
       <w:b/>
     </w:rPr>
   </w:style>
-  <w:style w:customStyle="1" w:styleId="Definition" w:type="paragraph">
+  <w:style w:type="paragraph" w:customStyle="1" w:styleId="Definition">
     <w:name w:val="Definition"/>
-    <w:basedOn w:val="Normal"/>
-  </w:style>
-  <w:style w:styleId="Caption" w:type="paragraph">
-    <w:name w:val="Caption"/>
-    <w:basedOn w:val="Normal"/>
-    <w:link w:val="BodyTextChar"/>
+    <w:basedOn w:val="a"/>
+  </w:style>
+  <w:style w:type="paragraph" w:styleId="ac">
+    <w:name w:val="caption"/>
+    <w:basedOn w:val="a"/>
+    <w:link w:val="ad"/>
     <w:pPr>
-      <w:spacing w:after="120" w:before="0"/>
+      <w:spacing w:after="120"/>
     </w:pPr>
     <w:rPr>
       <w:i/>
     </w:rPr>
   </w:style>
-  <w:style w:customStyle="1" w:styleId="TableCaption" w:type="paragraph">
+  <w:style w:type="paragraph" w:customStyle="1" w:styleId="TableCaption">
     <w:name w:val="Table Caption"/>
-    <w:basedOn w:val="Caption"/>
+    <w:basedOn w:val="ac"/>
     <w:pPr>
       <w:keepNext/>
     </w:pPr>
   </w:style>
-  <w:style w:customStyle="1" w:styleId="ImageCaption" w:type="paragraph">
+  <w:style w:type="paragraph" w:customStyle="1" w:styleId="ImageCaption">
     <w:name w:val="Image Caption"/>
-    <w:basedOn w:val="Caption"/>
-  </w:style>
-  <w:style w:customStyle="1" w:styleId="Figure" w:type="paragraph">
+    <w:basedOn w:val="ac"/>
+  </w:style>
+  <w:style w:type="paragraph" w:customStyle="1" w:styleId="Figure">
     <w:name w:val="Figure"/>
-    <w:basedOn w:val="Normal"/>
-  </w:style>
-  <w:style w:customStyle="1" w:styleId="CaptionedFigure" w:type="paragraph">
+    <w:basedOn w:val="a"/>
+  </w:style>
+  <w:style w:type="paragraph" w:customStyle="1" w:styleId="CaptionedFigure">
     <w:name w:val="Captioned Figure"/>
     <w:basedOn w:val="Figure"/>
     <w:pPr>
       <w:keepNext/>
     </w:pPr>
   </w:style>
-  <w:style w:customStyle="1" w:styleId="BodyTextChar" w:type="character">
-    <w:name w:val="Body Text Char"/>
-    <w:basedOn w:val="DefaultParagraphFont"/>
-    <w:link w:val="BodyText"/>
-  </w:style>
-  <w:style w:customStyle="1" w:styleId="VerbatimChar" w:type="character">
+  <w:style w:type="character" w:customStyle="1" w:styleId="ad">
+    <w:name w:val="図表番号 (文字)"/>
+    <w:basedOn w:val="a1"/>
+    <w:link w:val="ac"/>
+  </w:style>
+  <w:style w:type="character" w:customStyle="1" w:styleId="VerbatimChar">
     <w:name w:val="Verbatim Char"/>
-    <w:basedOn w:val="BodyTextChar"/>
-    <w:rPr>
-      <w:rFonts w:ascii="Consolas" w:hAnsi="Consolas"/>
-      <w:sz w:val="22"/>
-    </w:rPr>
-  </w:style>
-  <w:style w:customStyle="1" w:styleId="SectionNumber" w:type="character">
+    <w:basedOn w:val="ad"/>
+    <w:link w:val="SourceCode"/>
+    <w:rPr>
+      <w:rFonts w:ascii="Consolas" w:hAnsi="Consolas"/>
+      <w:sz w:val="22"/>
+    </w:rPr>
+  </w:style>
+  <w:style w:type="character" w:customStyle="1" w:styleId="SectionNumber">
     <w:name w:val="Section Number"/>
-    <w:basedOn w:val="BodyTextChar"/>
-  </w:style>
-  <w:style w:styleId="FootnoteReference" w:type="character">
-    <w:name w:val="Footnote Reference"/>
-    <w:basedOn w:val="BodyTextChar"/>
+    <w:basedOn w:val="ad"/>
+  </w:style>
+  <w:style w:type="character" w:styleId="ae">
+    <w:name w:val="footnote reference"/>
+    <w:basedOn w:val="ad"/>
     <w:rPr>
       <w:vertAlign w:val="superscript"/>
     </w:rPr>
   </w:style>
-  <w:style w:styleId="Hyperlink" w:type="character">
+  <w:style w:type="character" w:styleId="af">
     <w:name w:val="Hyperlink"/>
-    <w:basedOn w:val="BodyTextChar"/>
-    <w:rPr>
-      <w:color w:themeColor="accent1" w:val="4F81BD"/>
-    </w:rPr>
-  </w:style>
-  <w:style w:styleId="TOCHeading" w:type="paragraph">
+    <w:basedOn w:val="ad"/>
+    <w:rPr>
+      <w:color w:val="156082" w:themeColor="accent1"/>
+    </w:rPr>
+  </w:style>
+  <w:style w:type="paragraph" w:styleId="af0">
     <w:name w:val="TOC Heading"/>
-    <w:basedOn w:val="Heading1"/>
-    <w:next w:val="BodyText"/>
+    <w:basedOn w:val="1"/>
+    <w:next w:val="a0"/>
     <w:uiPriority w:val="39"/>
     <w:unhideWhenUsed/>
     <w:qFormat/>
@@ -2228,246 +2207,305 @@
       <w:spacing w:before="240" w:line="259" w:lineRule="auto"/>
       <w:outlineLvl w:val="9"/>
     </w:pPr>
-    <w:rPr>
-      <w:rFonts w:asciiTheme="majorHAnsi" w:cstheme="majorBidi" w:eastAsiaTheme="majorEastAsia" w:hAnsiTheme="majorHAnsi"/>
-      <w:b w:val="0"/>
-      <w:bCs w:val="0"/>
-      <w:color w:themeColor="accent1" w:themeShade="BF" w:val="365F91"/>
-    </w:rPr>
   </w:style>
   <w:style w:type="paragraph" w:customStyle="1" w:styleId="SourceCode">
     <w:name w:val="Source Code"/>
-    <w:basedOn w:val="Normal"/>
+    <w:basedOn w:val="a"/>
     <w:link w:val="VerbatimChar"/>
     <w:pPr>
-      <w:wordWrap w:val="off"/>
+      <w:wordWrap w:val="0"/>
     </w:pPr>
   </w:style>
   <w:style w:type="character" w:customStyle="1" w:styleId="KeywordTok">
     <w:name w:val="KeywordTok"/>
     <w:basedOn w:val="VerbatimChar"/>
     <w:rPr>
+      <w:rFonts w:ascii="Consolas" w:hAnsi="Consolas"/>
       <w:b/>
       <w:color w:val="007020"/>
+      <w:sz w:val="22"/>
     </w:rPr>
   </w:style>
   <w:style w:type="character" w:customStyle="1" w:styleId="DataTypeTok">
     <w:name w:val="DataTypeTok"/>
     <w:basedOn w:val="VerbatimChar"/>
     <w:rPr>
+      <w:rFonts w:ascii="Consolas" w:hAnsi="Consolas"/>
       <w:color w:val="902000"/>
+      <w:sz w:val="22"/>
     </w:rPr>
   </w:style>
   <w:style w:type="character" w:customStyle="1" w:styleId="DecValTok">
     <w:name w:val="DecValTok"/>
     <w:basedOn w:val="VerbatimChar"/>
     <w:rPr>
-      <w:color w:val="40a070"/>
+      <w:rFonts w:ascii="Consolas" w:hAnsi="Consolas"/>
+      <w:color w:val="40A070"/>
+      <w:sz w:val="22"/>
     </w:rPr>
   </w:style>
   <w:style w:type="character" w:customStyle="1" w:styleId="BaseNTok">
     <w:name w:val="BaseNTok"/>
     <w:basedOn w:val="VerbatimChar"/>
     <w:rPr>
-      <w:color w:val="40a070"/>
+      <w:rFonts w:ascii="Consolas" w:hAnsi="Consolas"/>
+      <w:color w:val="40A070"/>
+      <w:sz w:val="22"/>
     </w:rPr>
   </w:style>
   <w:style w:type="character" w:customStyle="1" w:styleId="FloatTok">
     <w:name w:val="FloatTok"/>
     <w:basedOn w:val="VerbatimChar"/>
     <w:rPr>
-      <w:color w:val="40a070"/>
+      <w:rFonts w:ascii="Consolas" w:hAnsi="Consolas"/>
+      <w:color w:val="40A070"/>
+      <w:sz w:val="22"/>
     </w:rPr>
   </w:style>
   <w:style w:type="character" w:customStyle="1" w:styleId="ConstantTok">
     <w:name w:val="ConstantTok"/>
     <w:basedOn w:val="VerbatimChar"/>
     <w:rPr>
+      <w:rFonts w:ascii="Consolas" w:hAnsi="Consolas"/>
       <w:color w:val="880000"/>
+      <w:sz w:val="22"/>
     </w:rPr>
   </w:style>
   <w:style w:type="character" w:customStyle="1" w:styleId="CharTok">
     <w:name w:val="CharTok"/>
     <w:basedOn w:val="VerbatimChar"/>
     <w:rPr>
-      <w:color w:val="4070a0"/>
+      <w:rFonts w:ascii="Consolas" w:hAnsi="Consolas"/>
+      <w:color w:val="4070A0"/>
+      <w:sz w:val="22"/>
     </w:rPr>
   </w:style>
   <w:style w:type="character" w:customStyle="1" w:styleId="SpecialCharTok">
     <w:name w:val="SpecialCharTok"/>
     <w:basedOn w:val="VerbatimChar"/>
     <w:rPr>
-      <w:color w:val="4070a0"/>
+      <w:rFonts w:ascii="Consolas" w:hAnsi="Consolas"/>
+      <w:color w:val="4070A0"/>
+      <w:sz w:val="22"/>
     </w:rPr>
   </w:style>
   <w:style w:type="character" w:customStyle="1" w:styleId="StringTok">
     <w:name w:val="StringTok"/>
     <w:basedOn w:val="VerbatimChar"/>
     <w:rPr>
-      <w:color w:val="4070a0"/>
+      <w:rFonts w:ascii="Consolas" w:hAnsi="Consolas"/>
+      <w:color w:val="4070A0"/>
+      <w:sz w:val="22"/>
     </w:rPr>
   </w:style>
   <w:style w:type="character" w:customStyle="1" w:styleId="VerbatimStringTok">
     <w:name w:val="VerbatimStringTok"/>
     <w:basedOn w:val="VerbatimChar"/>
     <w:rPr>
-      <w:color w:val="4070a0"/>
+      <w:rFonts w:ascii="Consolas" w:hAnsi="Consolas"/>
+      <w:color w:val="4070A0"/>
+      <w:sz w:val="22"/>
     </w:rPr>
   </w:style>
   <w:style w:type="character" w:customStyle="1" w:styleId="SpecialStringTok">
     <w:name w:val="SpecialStringTok"/>
     <w:basedOn w:val="VerbatimChar"/>
     <w:rPr>
-      <w:color w:val="bb6688"/>
+      <w:rFonts w:ascii="Consolas" w:hAnsi="Consolas"/>
+      <w:color w:val="BB6688"/>
+      <w:sz w:val="22"/>
     </w:rPr>
   </w:style>
   <w:style w:type="character" w:customStyle="1" w:styleId="ImportTok">
     <w:name w:val="ImportTok"/>
     <w:basedOn w:val="VerbatimChar"/>
     <w:rPr>
+      <w:rFonts w:ascii="Consolas" w:hAnsi="Consolas"/>
       <w:b/>
       <w:color w:val="008000"/>
+      <w:sz w:val="22"/>
     </w:rPr>
   </w:style>
   <w:style w:type="character" w:customStyle="1" w:styleId="CommentTok">
     <w:name w:val="CommentTok"/>
     <w:basedOn w:val="VerbatimChar"/>
     <w:rPr>
+      <w:rFonts w:ascii="Consolas" w:hAnsi="Consolas"/>
       <w:i/>
-      <w:color w:val="60a0b0"/>
+      <w:color w:val="60A0B0"/>
+      <w:sz w:val="22"/>
     </w:rPr>
   </w:style>
   <w:style w:type="character" w:customStyle="1" w:styleId="DocumentationTok">
     <w:name w:val="DocumentationTok"/>
     <w:basedOn w:val="VerbatimChar"/>
     <w:rPr>
+      <w:rFonts w:ascii="Consolas" w:hAnsi="Consolas"/>
       <w:i/>
-      <w:color w:val="ba2121"/>
+      <w:color w:val="BA2121"/>
+      <w:sz w:val="22"/>
     </w:rPr>
   </w:style>
   <w:style w:type="character" w:customStyle="1" w:styleId="AnnotationTok">
     <w:name w:val="AnnotationTok"/>
     <w:basedOn w:val="VerbatimChar"/>
     <w:rPr>
+      <w:rFonts w:ascii="Consolas" w:hAnsi="Consolas"/>
       <w:b/>
       <w:i/>
-      <w:color w:val="60a0b0"/>
+      <w:color w:val="60A0B0"/>
+      <w:sz w:val="22"/>
     </w:rPr>
   </w:style>
   <w:style w:type="character" w:customStyle="1" w:styleId="CommentVarTok">
     <w:name w:val="CommentVarTok"/>
     <w:basedOn w:val="VerbatimChar"/>
     <w:rPr>
+      <w:rFonts w:ascii="Consolas" w:hAnsi="Consolas"/>
       <w:b/>
       <w:i/>
-      <w:color w:val="60a0b0"/>
+      <w:color w:val="60A0B0"/>
+      <w:sz w:val="22"/>
     </w:rPr>
   </w:style>
   <w:style w:type="character" w:customStyle="1" w:styleId="OtherTok">
     <w:name w:val="OtherTok"/>
     <w:basedOn w:val="VerbatimChar"/>
     <w:rPr>
+      <w:rFonts w:ascii="Consolas" w:hAnsi="Consolas"/>
       <w:color w:val="007020"/>
+      <w:sz w:val="22"/>
     </w:rPr>
   </w:style>
   <w:style w:type="character" w:customStyle="1" w:styleId="FunctionTok">
     <w:name w:val="FunctionTok"/>
     <w:basedOn w:val="VerbatimChar"/>
     <w:rPr>
-      <w:color w:val="06287e"/>
+      <w:rFonts w:ascii="Consolas" w:hAnsi="Consolas"/>
+      <w:color w:val="06287E"/>
+      <w:sz w:val="22"/>
     </w:rPr>
   </w:style>
   <w:style w:type="character" w:customStyle="1" w:styleId="VariableTok">
     <w:name w:val="VariableTok"/>
     <w:basedOn w:val="VerbatimChar"/>
     <w:rPr>
-      <w:color w:val="19177c"/>
+      <w:rFonts w:ascii="Consolas" w:hAnsi="Consolas"/>
+      <w:color w:val="19177C"/>
+      <w:sz w:val="22"/>
     </w:rPr>
   </w:style>
   <w:style w:type="character" w:customStyle="1" w:styleId="ControlFlowTok">
     <w:name w:val="ControlFlowTok"/>
     <w:basedOn w:val="VerbatimChar"/>
     <w:rPr>
+      <w:rFonts w:ascii="Consolas" w:hAnsi="Consolas"/>
       <w:b/>
       <w:color w:val="007020"/>
+      <w:sz w:val="22"/>
     </w:rPr>
   </w:style>
   <w:style w:type="character" w:customStyle="1" w:styleId="OperatorTok">
     <w:name w:val="OperatorTok"/>
     <w:basedOn w:val="VerbatimChar"/>
     <w:rPr>
+      <w:rFonts w:ascii="Consolas" w:hAnsi="Consolas"/>
       <w:color w:val="666666"/>
+      <w:sz w:val="22"/>
     </w:rPr>
   </w:style>
   <w:style w:type="character" w:customStyle="1" w:styleId="BuiltInTok">
     <w:name w:val="BuiltInTok"/>
     <w:basedOn w:val="VerbatimChar"/>
     <w:rPr>
+      <w:rFonts w:ascii="Consolas" w:hAnsi="Consolas"/>
       <w:color w:val="008000"/>
+      <w:sz w:val="22"/>
     </w:rPr>
   </w:style>
   <w:style w:type="character" w:customStyle="1" w:styleId="ExtensionTok">
     <w:name w:val="ExtensionTok"/>
     <w:basedOn w:val="VerbatimChar"/>
-    <w:rPr/>
+    <w:rPr>
+      <w:rFonts w:ascii="Consolas" w:hAnsi="Consolas"/>
+      <w:sz w:val="22"/>
+    </w:rPr>
   </w:style>
   <w:style w:type="character" w:customStyle="1" w:styleId="PreprocessorTok">
     <w:name w:val="PreprocessorTok"/>
     <w:basedOn w:val="VerbatimChar"/>
     <w:rPr>
-      <w:color w:val="bc7a00"/>
+      <w:rFonts w:ascii="Consolas" w:hAnsi="Consolas"/>
+      <w:color w:val="BC7A00"/>
+      <w:sz w:val="22"/>
     </w:rPr>
   </w:style>
   <w:style w:type="character" w:customStyle="1" w:styleId="AttributeTok">
     <w:name w:val="AttributeTok"/>
     <w:basedOn w:val="VerbatimChar"/>
     <w:rPr>
-      <w:color w:val="7d9029"/>
+      <w:rFonts w:ascii="Consolas" w:hAnsi="Consolas"/>
+      <w:color w:val="7D9029"/>
+      <w:sz w:val="22"/>
     </w:rPr>
   </w:style>
   <w:style w:type="character" w:customStyle="1" w:styleId="RegionMarkerTok">
     <w:name w:val="RegionMarkerTok"/>
     <w:basedOn w:val="VerbatimChar"/>
-    <w:rPr/>
+    <w:rPr>
+      <w:rFonts w:ascii="Consolas" w:hAnsi="Consolas"/>
+      <w:sz w:val="22"/>
+    </w:rPr>
   </w:style>
   <w:style w:type="character" w:customStyle="1" w:styleId="InformationTok">
     <w:name w:val="InformationTok"/>
     <w:basedOn w:val="VerbatimChar"/>
     <w:rPr>
+      <w:rFonts w:ascii="Consolas" w:hAnsi="Consolas"/>
       <w:b/>
       <w:i/>
-      <w:color w:val="60a0b0"/>
+      <w:color w:val="60A0B0"/>
+      <w:sz w:val="22"/>
     </w:rPr>
   </w:style>
   <w:style w:type="character" w:customStyle="1" w:styleId="WarningTok">
     <w:name w:val="WarningTok"/>
     <w:basedOn w:val="VerbatimChar"/>
     <w:rPr>
+      <w:rFonts w:ascii="Consolas" w:hAnsi="Consolas"/>
       <w:b/>
       <w:i/>
-      <w:color w:val="60a0b0"/>
+      <w:color w:val="60A0B0"/>
+      <w:sz w:val="22"/>
     </w:rPr>
   </w:style>
   <w:style w:type="character" w:customStyle="1" w:styleId="AlertTok">
     <w:name w:val="AlertTok"/>
     <w:basedOn w:val="VerbatimChar"/>
     <w:rPr>
+      <w:rFonts w:ascii="Consolas" w:hAnsi="Consolas"/>
       <w:b/>
-      <w:color w:val="ff0000"/>
+      <w:color w:val="FF0000"/>
+      <w:sz w:val="22"/>
     </w:rPr>
   </w:style>
   <w:style w:type="character" w:customStyle="1" w:styleId="ErrorTok">
     <w:name w:val="ErrorTok"/>
     <w:basedOn w:val="VerbatimChar"/>
     <w:rPr>
+      <w:rFonts w:ascii="Consolas" w:hAnsi="Consolas"/>
       <w:b/>
-      <w:color w:val="ff0000"/>
+      <w:color w:val="FF0000"/>
+      <w:sz w:val="22"/>
     </w:rPr>
   </w:style>
   <w:style w:type="character" w:customStyle="1" w:styleId="NormalTok">
     <w:name w:val="NormalTok"/>
     <w:basedOn w:val="VerbatimChar"/>
-    <w:rPr/>
+    <w:rPr>
+      <w:rFonts w:ascii="Consolas" w:hAnsi="Consolas"/>
+      <w:sz w:val="22"/>
+    </w:rPr>
   </w:style>
 </w:styles>
 </file>
